--- a/src/单元时序预测-水质参数/思路文档.docx
+++ b/src/单元时序预测-水质参数/思路文档.docx
@@ -1,32 +1,190 @@
 
 <file path=word/document.xml><?xml version="1.0" encoding="utf-8"?>
-<w:document xmlns:wpc="http://schemas.microsoft.com/office/word/2010/wordprocessingCanvas" xmlns:cx="http://schemas.microsoft.com/office/drawing/2014/chartex" xmlns:cx1="http://schemas.microsoft.com/office/drawing/2015/9/8/chartex" xmlns:cx2="http://schemas.microsoft.com/office/drawing/2015/10/21/chartex" xmlns:cx3="http://schemas.microsoft.com/office/drawing/2016/5/9/chartex" xmlns:cx4="http://schemas.microsoft.com/office/drawing/2016/5/10/chartex" xmlns:cx5="http://schemas.microsoft.com/office/drawing/2016/5/11/chartex" xmlns:cx6="http://schemas.microsoft.com/office/drawing/2016/5/12/chartex" xmlns:cx7="http://schemas.microsoft.com/office/drawing/2016/5/13/chartex" xmlns:cx8="http://schemas.microsoft.com/office/drawing/2016/5/14/chartex" xmlns:mc="http://schemas.openxmlformats.org/markup-compatibility/2006" xmlns:aink="http://schemas.microsoft.com/office/drawing/2016/ink" xmlns:am3d="http://schemas.microsoft.com/office/drawing/2017/model3d" xmlns:o="urn:schemas-microsoft-com:office:office" xmlns:oel="http://schemas.microsoft.com/office/2019/extlst" xmlns:r="http://schemas.openxmlformats.org/officeDocument/2006/relationships" xmlns:m="http://schemas.openxmlformats.org/officeDocument/2006/math" xmlns:v="urn:schemas-microsoft-com:vml" xmlns:wp14="http://schemas.microsoft.com/office/word/2010/wordprocessingDrawing" xmlns:wp="http://schemas.openxmlformats.org/drawingml/2006/wordprocessingDrawing" xmlns:w10="urn:schemas-microsoft-com:office:word" xmlns:w="http://schemas.openxmlformats.org/wordprocessingml/2006/main" xmlns:w14="http://schemas.microsoft.com/office/word/2010/wordml" xmlns:w15="http://schemas.microsoft.com/office/word/2012/wordml" xmlns:w16cex="http://schemas.microsoft.com/office/word/2018/wordml/cex" xmlns:w16cid="http://schemas.microsoft.com/office/word/2016/wordml/cid" xmlns:w16="http://schemas.microsoft.com/office/word/2018/wordml" xmlns:w16sdtdh="http://schemas.microsoft.com/office/word/2020/wordml/sdtdatahash" xmlns:w16se="http://schemas.microsoft.com/office/word/2015/wordml/symex" xmlns:wpg="http://schemas.microsoft.com/office/word/2010/wordprocessingGroup" xmlns:wpi="http://schemas.microsoft.com/office/word/2010/wordprocessingInk" xmlns:wne="http://schemas.microsoft.com/office/word/2006/wordml" xmlns:wps="http://schemas.microsoft.com/office/word/2010/wordprocessingShape" mc:Ignorable="w14 w15 w16se w16cid w16 w16cex w16sdtdh wp14">
+<w:document xmlns:wpc="http://schemas.microsoft.com/office/word/2010/wordprocessingCanvas" xmlns:cx="http://schemas.microsoft.com/office/drawing/2014/chartex" xmlns:cx1="http://schemas.microsoft.com/office/drawing/2015/9/8/chartex" xmlns:cx2="http://schemas.microsoft.com/office/drawing/2015/10/21/chartex" xmlns:cx3="http://schemas.microsoft.com/office/drawing/2016/5/9/chartex" xmlns:cx4="http://schemas.microsoft.com/office/drawing/2016/5/10/chartex" xmlns:cx5="http://schemas.microsoft.com/office/drawing/2016/5/11/chartex" xmlns:cx6="http://schemas.microsoft.com/office/drawing/2016/5/12/chartex" xmlns:cx7="http://schemas.microsoft.com/office/drawing/2016/5/13/chartex" xmlns:cx8="http://schemas.microsoft.com/office/drawing/2016/5/14/chartex" xmlns:mc="http://schemas.openxmlformats.org/markup-compatibility/2006" xmlns:aink="http://schemas.microsoft.com/office/drawing/2016/ink" xmlns:am3d="http://schemas.microsoft.com/office/drawing/2017/model3d" xmlns:o="urn:schemas-microsoft-com:office:office" xmlns:oel="http://schemas.microsoft.com/office/2019/extlst" xmlns:r="http://schemas.openxmlformats.org/officeDocument/2006/relationships" xmlns:m="http://schemas.openxmlformats.org/officeDocument/2006/math" xmlns:v="urn:schemas-microsoft-com:vml" xmlns:wp14="http://schemas.microsoft.com/office/word/2010/wordprocessingDrawing" xmlns:wp="http://schemas.openxmlformats.org/drawingml/2006/wordprocessingDrawing" xmlns:w10="urn:schemas-microsoft-com:office:word" xmlns:w="http://schemas.openxmlformats.org/wordprocessingml/2006/main" xmlns:w14="http://schemas.microsoft.com/office/word/2010/wordml" xmlns:w15="http://schemas.microsoft.com/office/word/2012/wordml" xmlns:w16cex="http://schemas.microsoft.com/office/word/2018/wordml/cex" xmlns:w16cid="http://schemas.microsoft.com/office/word/2016/wordml/cid" xmlns:w16="http://schemas.microsoft.com/office/word/2018/wordml" xmlns:w16du="http://schemas.microsoft.com/office/word/2023/wordml/word16du" xmlns:w16sdtdh="http://schemas.microsoft.com/office/word/2020/wordml/sdtdatahash" xmlns:w16se="http://schemas.microsoft.com/office/word/2015/wordml/symex" xmlns:wpg="http://schemas.microsoft.com/office/word/2010/wordprocessingGroup" xmlns:wpi="http://schemas.microsoft.com/office/word/2010/wordprocessingInk" xmlns:wne="http://schemas.microsoft.com/office/word/2006/wordml" xmlns:wps="http://schemas.microsoft.com/office/word/2010/wordprocessingShape" mc:Ignorable="w14 w15 w16se w16cid w16 w16cex w16sdtdh w16du wp14">
   <w:body>
+    <w:p>
+      <w:pPr>
+        <w:rPr>
+          <w:b/>
+          <w:bCs/>
+          <w:sz w:val="28"/>
+          <w:szCs w:val="28"/>
+        </w:rPr>
+      </w:pPr>
+      <w:r>
+        <w:rPr>
+          <w:rFonts w:hint="eastAsia"/>
+          <w:b/>
+          <w:bCs/>
+          <w:sz w:val="28"/>
+          <w:szCs w:val="28"/>
+        </w:rPr>
+        <w:t>1、</w:t>
+      </w:r>
+      <w:r>
+        <w:rPr>
+          <w:rFonts w:hint="eastAsia"/>
+          <w:b/>
+          <w:bCs/>
+          <w:sz w:val="28"/>
+          <w:szCs w:val="28"/>
+        </w:rPr>
+        <w:t>数据</w:t>
+      </w:r>
+      <w:r>
+        <w:rPr>
+          <w:rFonts w:hint="eastAsia"/>
+          <w:b/>
+          <w:bCs/>
+          <w:sz w:val="28"/>
+          <w:szCs w:val="28"/>
+        </w:rPr>
+        <w:t>来源与概况</w:t>
+      </w:r>
+    </w:p>
     <w:p/>
     <w:p>
       <w:pPr>
         <w:rPr>
-          <w:b/>
-          <w:bCs/>
-        </w:rPr>
-      </w:pPr>
-      <w:proofErr w:type="gramStart"/>
-      <w:r>
-        <w:rPr>
-          <w:rFonts w:hint="eastAsia"/>
-          <w:b/>
-          <w:bCs/>
-        </w:rPr>
-        <w:t>缺失值</w:t>
-      </w:r>
-      <w:proofErr w:type="gramEnd"/>
-      <w:r>
-        <w:rPr>
-          <w:rFonts w:hint="eastAsia"/>
-          <w:b/>
-          <w:bCs/>
-        </w:rPr>
-        <w:t>处理：用其他年份对应月份的均值来填充缺失的月份的值</w:t>
+          <w:rFonts w:hint="eastAsia"/>
+          <w:b/>
+          <w:bCs/>
+          <w:sz w:val="28"/>
+          <w:szCs w:val="28"/>
+        </w:rPr>
+      </w:pPr>
+      <w:r>
+        <w:rPr>
+          <w:rFonts w:hint="eastAsia"/>
+          <w:b/>
+          <w:bCs/>
+          <w:sz w:val="28"/>
+          <w:szCs w:val="28"/>
+        </w:rPr>
+        <w:t>2、数据预处理</w:t>
+      </w:r>
+    </w:p>
+    <w:p>
+      <w:pPr>
+        <w:rPr>
+          <w:b/>
+          <w:bCs/>
+        </w:rPr>
+      </w:pPr>
+      <w:r>
+        <w:rPr>
+          <w:rFonts w:hint="eastAsia"/>
+          <w:b/>
+          <w:bCs/>
+        </w:rPr>
+        <w:t>2.1、</w:t>
+      </w:r>
+      <w:r>
+        <w:rPr>
+          <w:rFonts w:hint="eastAsia"/>
+          <w:b/>
+          <w:bCs/>
+        </w:rPr>
+        <w:t>异常值处理：用其他年份对应月份的均值来替换缺失的月份的值</w:t>
+      </w:r>
+    </w:p>
+    <w:p>
+      <w:pPr>
+        <w:pStyle w:val="a3"/>
+        <w:numPr>
+          <w:ilvl w:val="0"/>
+          <w:numId w:val="2"/>
+        </w:numPr>
+        <w:ind w:firstLineChars="0"/>
+      </w:pPr>
+      <w:r>
+        <w:rPr>
+          <w:rFonts w:hint="eastAsia"/>
+        </w:rPr>
+        <w:t>提取</w:t>
+      </w:r>
+      <w:r>
+        <w:rPr>
+          <w:rFonts w:hint="eastAsia"/>
+        </w:rPr>
+        <w:t>异常值</w:t>
+      </w:r>
+      <w:r>
+        <w:rPr>
+          <w:rFonts w:hint="eastAsia"/>
+        </w:rPr>
+        <w:t>的索引，进一步提取出月份</w:t>
+      </w:r>
+    </w:p>
+    <w:p>
+      <w:pPr>
+        <w:pStyle w:val="a3"/>
+        <w:numPr>
+          <w:ilvl w:val="0"/>
+          <w:numId w:val="2"/>
+        </w:numPr>
+        <w:ind w:firstLineChars="0"/>
+      </w:pPr>
+      <w:r>
+        <w:rPr>
+          <w:rFonts w:hint="eastAsia"/>
+        </w:rPr>
+        <w:t>筛选出该月份的数据</w:t>
+      </w:r>
+    </w:p>
+    <w:p>
+      <w:pPr>
+        <w:pStyle w:val="a3"/>
+        <w:numPr>
+          <w:ilvl w:val="0"/>
+          <w:numId w:val="2"/>
+        </w:numPr>
+        <w:ind w:firstLineChars="0"/>
+      </w:pPr>
+      <w:r>
+        <w:rPr>
+          <w:rFonts w:hint="eastAsia"/>
+        </w:rPr>
+        <w:t>计算均值，进行</w:t>
+      </w:r>
+      <w:r>
+        <w:rPr>
+          <w:rFonts w:hint="eastAsia"/>
+        </w:rPr>
+        <w:t>替换</w:t>
+      </w:r>
+    </w:p>
+    <w:p/>
+    <w:p>
+      <w:pPr>
+        <w:rPr>
+          <w:b/>
+          <w:bCs/>
+        </w:rPr>
+      </w:pPr>
+      <w:r>
+        <w:rPr>
+          <w:rFonts w:hint="eastAsia"/>
+          <w:b/>
+          <w:bCs/>
+        </w:rPr>
+        <w:t>2.</w:t>
+      </w:r>
+      <w:r>
+        <w:rPr>
+          <w:rFonts w:hint="eastAsia"/>
+          <w:b/>
+          <w:bCs/>
+        </w:rPr>
+        <w:t>2</w:t>
+      </w:r>
+      <w:r>
+        <w:rPr>
+          <w:rFonts w:hint="eastAsia"/>
+          <w:b/>
+          <w:bCs/>
+        </w:rPr>
+        <w:t>缺失值处理：用其他年份对应月份的均值来填充缺失的月份的值</w:t>
       </w:r>
     </w:p>
     <w:p>
@@ -42,21 +200,7 @@
         <w:rPr>
           <w:rFonts w:hint="eastAsia"/>
         </w:rPr>
-        <w:t>提取</w:t>
-      </w:r>
-      <w:proofErr w:type="gramStart"/>
-      <w:r>
-        <w:rPr>
-          <w:rFonts w:hint="eastAsia"/>
-        </w:rPr>
-        <w:t>缺失值</w:t>
-      </w:r>
-      <w:proofErr w:type="gramEnd"/>
-      <w:r>
-        <w:rPr>
-          <w:rFonts w:hint="eastAsia"/>
-        </w:rPr>
-        <w:t>的索引，进一步提取出月份</w:t>
+        <w:t>提取缺失值的索引，进一步提取出月份</w:t>
       </w:r>
     </w:p>
     <w:p>
@@ -92,347 +236,769 @@
       </w:r>
     </w:p>
     <w:p/>
+    <w:p>
+      <w:pPr>
+        <w:rPr>
+          <w:b/>
+          <w:bCs/>
+        </w:rPr>
+      </w:pPr>
+      <w:r>
+        <w:rPr>
+          <w:rFonts w:hint="eastAsia"/>
+          <w:b/>
+          <w:bCs/>
+        </w:rPr>
+        <w:t>2.3</w:t>
+      </w:r>
+      <w:r>
+        <w:rPr>
+          <w:rFonts w:hint="eastAsia"/>
+          <w:b/>
+          <w:bCs/>
+        </w:rPr>
+        <w:t>采样频率不规律的问题：</w:t>
+      </w:r>
+      <w:r>
+        <w:rPr>
+          <w:rFonts w:hint="eastAsia"/>
+          <w:b/>
+          <w:bCs/>
+        </w:rPr>
+        <w:t>构造规律的时间间隔</w:t>
+      </w:r>
+    </w:p>
+    <w:p>
+      <w:pPr>
+        <w:rPr>
+          <w:b/>
+          <w:bCs/>
+        </w:rPr>
+      </w:pPr>
+    </w:p>
+    <w:p>
+      <w:r>
+        <w:rPr>
+          <w:rFonts w:hint="eastAsia"/>
+          <w:b/>
+          <w:bCs/>
+          <w:sz w:val="28"/>
+          <w:szCs w:val="28"/>
+        </w:rPr>
+        <w:t>3、</w:t>
+      </w:r>
+      <w:r>
+        <w:rPr>
+          <w:rFonts w:hint="eastAsia"/>
+          <w:b/>
+          <w:bCs/>
+          <w:sz w:val="28"/>
+          <w:szCs w:val="28"/>
+        </w:rPr>
+        <w:t>数据特征分析</w:t>
+      </w:r>
+    </w:p>
+    <w:p>
+      <w:r>
+        <w:rPr>
+          <w:rFonts w:hint="eastAsia"/>
+        </w:rPr>
+        <w:t>3.1 时间序列分解</w:t>
+      </w:r>
+    </w:p>
+    <w:p>
+      <w:r>
+        <w:rPr>
+          <w:rFonts w:hint="eastAsia"/>
+        </w:rPr>
+        <w:t xml:space="preserve">3.2 </w:t>
+      </w:r>
+      <w:r>
+        <w:rPr>
+          <w:rFonts w:hint="eastAsia"/>
+        </w:rPr>
+        <w:t>自</w:t>
+      </w:r>
+      <w:r>
+        <w:rPr>
+          <w:rFonts w:hint="eastAsia"/>
+        </w:rPr>
+        <w:t>相关</w:t>
+      </w:r>
+    </w:p>
+    <w:p>
+      <w:r>
+        <w:rPr>
+          <w:rFonts w:hint="eastAsia"/>
+        </w:rPr>
+        <w:t>3.3 偏自相关</w:t>
+      </w:r>
+    </w:p>
+    <w:p>
+      <w:r>
+        <w:rPr>
+          <w:rFonts w:hint="eastAsia"/>
+        </w:rPr>
+        <w:t>3.4 平稳性检验</w:t>
+      </w:r>
+      <w:r>
+        <w:rPr>
+          <w:rFonts w:ascii="Courier New" w:hAnsi="Courier New" w:cs="Courier New"/>
+          <w:color w:val="7A7E85"/>
+          <w:sz w:val="20"/>
+          <w:szCs w:val="20"/>
+        </w:rPr>
+        <w:t>Dickey-Fuller</w:t>
+      </w:r>
+      <w:r>
+        <w:rPr>
+          <w:rFonts w:cs="Courier New" w:hint="eastAsia"/>
+          <w:color w:val="7A7E85"/>
+          <w:sz w:val="20"/>
+          <w:szCs w:val="20"/>
+        </w:rPr>
+        <w:t>检验</w:t>
+      </w:r>
+    </w:p>
     <w:p/>
     <w:p/>
+    <w:p>
+      <w:pPr>
+        <w:rPr>
+          <w:rFonts w:hint="eastAsia"/>
+          <w:b/>
+          <w:bCs/>
+          <w:sz w:val="28"/>
+          <w:szCs w:val="28"/>
+        </w:rPr>
+      </w:pPr>
+      <w:r>
+        <w:rPr>
+          <w:rFonts w:hint="eastAsia"/>
+          <w:b/>
+          <w:bCs/>
+          <w:sz w:val="28"/>
+          <w:szCs w:val="28"/>
+        </w:rPr>
+        <w:t>4、</w:t>
+      </w:r>
+      <w:r>
+        <w:rPr>
+          <w:rFonts w:hint="eastAsia"/>
+          <w:b/>
+          <w:bCs/>
+          <w:sz w:val="28"/>
+          <w:szCs w:val="28"/>
+        </w:rPr>
+        <w:t>数据集划分</w:t>
+      </w:r>
+    </w:p>
+    <w:p>
+      <w:r>
+        <w:rPr>
+          <w:rFonts w:hint="eastAsia"/>
+        </w:rPr>
+        <w:t>后15个月为测试集</w:t>
+      </w:r>
+    </w:p>
+    <w:p>
+      <w:pPr>
+        <w:rPr>
+          <w:rFonts w:hint="eastAsia"/>
+        </w:rPr>
+      </w:pPr>
+    </w:p>
+    <w:p>
+      <w:pPr>
+        <w:rPr>
+          <w:b/>
+          <w:bCs/>
+          <w:sz w:val="28"/>
+          <w:szCs w:val="28"/>
+        </w:rPr>
+      </w:pPr>
+      <w:r>
+        <w:rPr>
+          <w:rFonts w:hint="eastAsia"/>
+          <w:b/>
+          <w:bCs/>
+          <w:sz w:val="28"/>
+          <w:szCs w:val="28"/>
+        </w:rPr>
+        <w:t>5</w:t>
+      </w:r>
+      <w:r>
+        <w:rPr>
+          <w:rFonts w:hint="eastAsia"/>
+          <w:b/>
+          <w:bCs/>
+          <w:sz w:val="28"/>
+          <w:szCs w:val="28"/>
+        </w:rPr>
+        <w:t>、</w:t>
+      </w:r>
+      <w:r>
+        <w:rPr>
+          <w:rFonts w:hint="eastAsia"/>
+          <w:b/>
+          <w:bCs/>
+          <w:sz w:val="28"/>
+          <w:szCs w:val="28"/>
+        </w:rPr>
+        <w:t>Holt-Winters</w:t>
+      </w:r>
+      <w:r>
+        <w:rPr>
+          <w:rFonts w:hint="eastAsia"/>
+          <w:b/>
+          <w:bCs/>
+          <w:sz w:val="28"/>
+          <w:szCs w:val="28"/>
+        </w:rPr>
+        <w:t>、</w:t>
+      </w:r>
+      <w:r>
+        <w:rPr>
+          <w:b/>
+          <w:bCs/>
+          <w:sz w:val="28"/>
+          <w:szCs w:val="28"/>
+        </w:rPr>
+        <w:t>SARIMA</w:t>
+      </w:r>
+      <w:r>
+        <w:rPr>
+          <w:b/>
+          <w:bCs/>
+          <w:sz w:val="28"/>
+          <w:szCs w:val="28"/>
+        </w:rPr>
+        <w:t>和</w:t>
+      </w:r>
+      <w:r>
+        <w:rPr>
+          <w:b/>
+          <w:bCs/>
+          <w:sz w:val="28"/>
+          <w:szCs w:val="28"/>
+        </w:rPr>
+        <w:t>SARIMA</w:t>
+      </w:r>
+      <w:r>
+        <w:rPr>
+          <w:b/>
+          <w:bCs/>
+          <w:sz w:val="28"/>
+          <w:szCs w:val="28"/>
+        </w:rPr>
+        <w:t>网格优化</w:t>
+      </w:r>
+      <w:r>
+        <w:rPr>
+          <w:rFonts w:hint="eastAsia"/>
+          <w:b/>
+          <w:bCs/>
+          <w:sz w:val="28"/>
+          <w:szCs w:val="28"/>
+        </w:rPr>
+        <w:t>（统计学）</w:t>
+      </w:r>
+    </w:p>
+    <w:p>
+      <w:r>
+        <w:rPr>
+          <w:rFonts w:hint="eastAsia"/>
+        </w:rPr>
+        <w:t xml:space="preserve">5.1 </w:t>
+      </w:r>
+      <w:r>
+        <w:rPr>
+          <w:rFonts w:hint="eastAsia"/>
+        </w:rPr>
+        <w:t>Holt-Winters</w:t>
+      </w:r>
+    </w:p>
+    <w:p>
+      <w:pPr>
+        <w:pStyle w:val="HTML"/>
+        <w:shd w:val="clear" w:color="auto" w:fill="1E1F22"/>
+        <w:ind w:firstLine="400"/>
+        <w:rPr>
+          <w:rFonts w:ascii="Courier New" w:hAnsi="Courier New" w:cs="Courier New"/>
+          <w:color w:val="BCBEC4"/>
+          <w:sz w:val="20"/>
+          <w:szCs w:val="20"/>
+        </w:rPr>
+      </w:pPr>
+      <w:r>
+        <w:rPr>
+          <w:rFonts w:ascii="Courier New" w:hAnsi="Courier New" w:cs="Courier New"/>
+          <w:color w:val="BCBEC4"/>
+          <w:sz w:val="20"/>
+          <w:szCs w:val="20"/>
+        </w:rPr>
+        <w:t xml:space="preserve">model = ExponentialSmoothing(train_data_key, </w:t>
+      </w:r>
+      <w:r>
+        <w:rPr>
+          <w:rFonts w:ascii="Courier New" w:hAnsi="Courier New" w:cs="Courier New"/>
+          <w:color w:val="AA4926"/>
+          <w:sz w:val="20"/>
+          <w:szCs w:val="20"/>
+        </w:rPr>
+        <w:t>trend</w:t>
+      </w:r>
+      <w:r>
+        <w:rPr>
+          <w:rFonts w:ascii="Courier New" w:hAnsi="Courier New" w:cs="Courier New"/>
+          <w:color w:val="BCBEC4"/>
+          <w:sz w:val="20"/>
+          <w:szCs w:val="20"/>
+        </w:rPr>
+        <w:t>=</w:t>
+      </w:r>
+      <w:r>
+        <w:rPr>
+          <w:rFonts w:ascii="Courier New" w:hAnsi="Courier New" w:cs="Courier New"/>
+          <w:color w:val="6AAB73"/>
+          <w:sz w:val="20"/>
+          <w:szCs w:val="20"/>
+        </w:rPr>
+        <w:t>"add"</w:t>
+      </w:r>
+      <w:r>
+        <w:rPr>
+          <w:rFonts w:ascii="Courier New" w:hAnsi="Courier New" w:cs="Courier New"/>
+          <w:color w:val="BCBEC4"/>
+          <w:sz w:val="20"/>
+          <w:szCs w:val="20"/>
+        </w:rPr>
+        <w:t xml:space="preserve">, </w:t>
+      </w:r>
+      <w:r>
+        <w:rPr>
+          <w:rFonts w:ascii="Courier New" w:hAnsi="Courier New" w:cs="Courier New"/>
+          <w:color w:val="AA4926"/>
+          <w:sz w:val="20"/>
+          <w:szCs w:val="20"/>
+        </w:rPr>
+        <w:t>seasonal</w:t>
+      </w:r>
+      <w:r>
+        <w:rPr>
+          <w:rFonts w:ascii="Courier New" w:hAnsi="Courier New" w:cs="Courier New"/>
+          <w:color w:val="BCBEC4"/>
+          <w:sz w:val="20"/>
+          <w:szCs w:val="20"/>
+        </w:rPr>
+        <w:t>=</w:t>
+      </w:r>
+      <w:r>
+        <w:rPr>
+          <w:rFonts w:ascii="Courier New" w:hAnsi="Courier New" w:cs="Courier New"/>
+          <w:color w:val="6AAB73"/>
+          <w:sz w:val="20"/>
+          <w:szCs w:val="20"/>
+        </w:rPr>
+        <w:t>"add"</w:t>
+      </w:r>
+      <w:r>
+        <w:rPr>
+          <w:rFonts w:ascii="Courier New" w:hAnsi="Courier New" w:cs="Courier New"/>
+          <w:color w:val="BCBEC4"/>
+          <w:sz w:val="20"/>
+          <w:szCs w:val="20"/>
+        </w:rPr>
+        <w:t xml:space="preserve">, </w:t>
+      </w:r>
+      <w:r>
+        <w:rPr>
+          <w:rFonts w:ascii="Courier New" w:hAnsi="Courier New" w:cs="Courier New"/>
+          <w:color w:val="AA4926"/>
+          <w:sz w:val="20"/>
+          <w:szCs w:val="20"/>
+        </w:rPr>
+        <w:t>seasonal_periods</w:t>
+      </w:r>
+      <w:r>
+        <w:rPr>
+          <w:rFonts w:ascii="Courier New" w:hAnsi="Courier New" w:cs="Courier New"/>
+          <w:color w:val="BCBEC4"/>
+          <w:sz w:val="20"/>
+          <w:szCs w:val="20"/>
+        </w:rPr>
+        <w:t>=</w:t>
+      </w:r>
+      <w:r>
+        <w:rPr>
+          <w:rFonts w:ascii="Courier New" w:hAnsi="Courier New" w:cs="Courier New"/>
+          <w:color w:val="2AACB8"/>
+          <w:sz w:val="20"/>
+          <w:szCs w:val="20"/>
+        </w:rPr>
+        <w:t>12</w:t>
+      </w:r>
+      <w:r>
+        <w:rPr>
+          <w:rFonts w:ascii="Courier New" w:hAnsi="Courier New" w:cs="Courier New"/>
+          <w:color w:val="BCBEC4"/>
+          <w:sz w:val="20"/>
+          <w:szCs w:val="20"/>
+        </w:rPr>
+        <w:t>)</w:t>
+      </w:r>
+    </w:p>
     <w:p/>
     <w:p>
-      <w:pPr>
-        <w:rPr>
-          <w:b/>
-          <w:bCs/>
-        </w:rPr>
-      </w:pPr>
-      <w:r>
-        <w:rPr>
-          <w:rFonts w:hint="eastAsia"/>
-          <w:b/>
-          <w:bCs/>
-        </w:rPr>
-        <w:t>异常值处理：用其他年份对应月份的均值来替换缺失的月份的值</w:t>
-      </w:r>
-    </w:p>
-    <w:p>
-      <w:pPr>
-        <w:pStyle w:val="a3"/>
-        <w:numPr>
-          <w:ilvl w:val="0"/>
-          <w:numId w:val="2"/>
-        </w:numPr>
-        <w:ind w:firstLineChars="0"/>
-      </w:pPr>
-      <w:r>
-        <w:rPr>
-          <w:rFonts w:hint="eastAsia"/>
-        </w:rPr>
-        <w:t>提取</w:t>
-      </w:r>
-      <w:r>
-        <w:rPr>
-          <w:rFonts w:hint="eastAsia"/>
-        </w:rPr>
-        <w:t>异常值</w:t>
-      </w:r>
-      <w:r>
-        <w:rPr>
-          <w:rFonts w:hint="eastAsia"/>
-        </w:rPr>
-        <w:t>的索引，进一步提取出月份</w:t>
-      </w:r>
-    </w:p>
-    <w:p>
-      <w:pPr>
-        <w:pStyle w:val="a3"/>
-        <w:numPr>
-          <w:ilvl w:val="0"/>
-          <w:numId w:val="2"/>
-        </w:numPr>
-        <w:ind w:firstLineChars="0"/>
-      </w:pPr>
-      <w:r>
-        <w:rPr>
-          <w:rFonts w:hint="eastAsia"/>
-        </w:rPr>
-        <w:t>筛选出该月份的数据</w:t>
-      </w:r>
-    </w:p>
-    <w:p>
-      <w:pPr>
-        <w:pStyle w:val="a3"/>
-        <w:numPr>
-          <w:ilvl w:val="0"/>
-          <w:numId w:val="2"/>
-        </w:numPr>
-        <w:ind w:firstLineChars="0"/>
-      </w:pPr>
-      <w:r>
-        <w:rPr>
-          <w:rFonts w:hint="eastAsia"/>
-        </w:rPr>
-        <w:t>计算均值，进行</w:t>
-      </w:r>
-      <w:r>
-        <w:rPr>
-          <w:rFonts w:hint="eastAsia"/>
-        </w:rPr>
-        <w:t>替换</w:t>
+      <w:r>
+        <w:rPr>
+          <w:rFonts w:hint="eastAsia"/>
+        </w:rPr>
+        <w:t xml:space="preserve">5.2 </w:t>
+      </w:r>
+      <w:r>
+        <w:t>SARIMA</w:t>
+      </w:r>
+      <w:r>
+        <w:t>（</w:t>
+      </w:r>
+      <w:r>
+        <w:rPr>
+          <w:rFonts w:hint="eastAsia"/>
+        </w:rPr>
+        <w:t>根据自相关和偏相关确定p、q</w:t>
+      </w:r>
+      <w:r>
+        <w:t>）</w:t>
+      </w:r>
+    </w:p>
+    <w:p>
+      <w:pPr>
+        <w:rPr>
+          <w:rFonts w:hint="eastAsia"/>
+        </w:rPr>
+      </w:pPr>
+      <w:r>
+        <w:t>5.3</w:t>
+      </w:r>
+      <w:r>
+        <w:rPr>
+          <w:rFonts w:hint="eastAsia"/>
+        </w:rPr>
+        <w:t xml:space="preserve"> </w:t>
+      </w:r>
+      <w:r>
+        <w:t>SARIMA网格优化</w:t>
+      </w:r>
+    </w:p>
+    <w:p>
+      <w:pPr>
+        <w:rPr>
+          <w:b/>
+          <w:bCs/>
+          <w:sz w:val="28"/>
+          <w:szCs w:val="28"/>
+        </w:rPr>
+      </w:pPr>
+      <w:r>
+        <w:rPr>
+          <w:rFonts w:hint="eastAsia"/>
+          <w:b/>
+          <w:bCs/>
+          <w:sz w:val="28"/>
+          <w:szCs w:val="28"/>
+        </w:rPr>
+        <w:t>6</w:t>
+      </w:r>
+      <w:r>
+        <w:rPr>
+          <w:rFonts w:hint="eastAsia"/>
+          <w:b/>
+          <w:bCs/>
+          <w:sz w:val="28"/>
+          <w:szCs w:val="28"/>
+        </w:rPr>
+        <w:t>、</w:t>
+      </w:r>
+      <w:r>
+        <w:rPr>
+          <w:rFonts w:hint="eastAsia"/>
+          <w:b/>
+          <w:bCs/>
+          <w:sz w:val="28"/>
+          <w:szCs w:val="28"/>
+        </w:rPr>
+        <w:t>Holt-Winters</w:t>
+      </w:r>
+      <w:r>
+        <w:rPr>
+          <w:rFonts w:hint="eastAsia"/>
+          <w:b/>
+          <w:bCs/>
+          <w:sz w:val="28"/>
+          <w:szCs w:val="28"/>
+        </w:rPr>
+        <w:t>+LSTM以及</w:t>
+      </w:r>
+      <w:r>
+        <w:rPr>
+          <w:b/>
+          <w:bCs/>
+          <w:sz w:val="28"/>
+          <w:szCs w:val="28"/>
+        </w:rPr>
+        <w:t>SARIMA</w:t>
+      </w:r>
+      <w:r>
+        <w:rPr>
+          <w:b/>
+          <w:bCs/>
+          <w:sz w:val="28"/>
+          <w:szCs w:val="28"/>
+        </w:rPr>
+        <w:t>+LSTM</w:t>
+      </w:r>
+      <w:r>
+        <w:rPr>
+          <w:rFonts w:hint="eastAsia"/>
+          <w:b/>
+          <w:bCs/>
+          <w:sz w:val="28"/>
+          <w:szCs w:val="28"/>
+        </w:rPr>
+        <w:t>（组合模型引入深度学习）</w:t>
+      </w:r>
+    </w:p>
+    <w:p>
+      <w:r>
+        <w:rPr>
+          <w:rFonts w:hint="eastAsia"/>
+        </w:rPr>
+        <w:t>6.1LSTM</w:t>
+      </w:r>
+    </w:p>
+    <w:p>
+      <w:r>
+        <w:rPr>
+          <w:rFonts w:hint="eastAsia"/>
+        </w:rPr>
+        <w:t>6.</w:t>
+      </w:r>
+      <w:r>
+        <w:rPr>
+          <w:rFonts w:hint="eastAsia"/>
+        </w:rPr>
+        <w:t>2</w:t>
+      </w:r>
+      <w:r>
+        <w:rPr>
+          <w:rFonts w:hint="eastAsia"/>
+        </w:rPr>
+        <w:t>Holt-Winters+LSTM</w:t>
+      </w:r>
+    </w:p>
+    <w:p>
+      <w:r>
+        <w:rPr>
+          <w:rFonts w:hint="eastAsia"/>
+        </w:rPr>
+        <w:t>6.</w:t>
+      </w:r>
+      <w:r>
+        <w:rPr>
+          <w:rFonts w:hint="eastAsia"/>
+        </w:rPr>
+        <w:t>3</w:t>
+      </w:r>
+      <w:r>
+        <w:t>SARIMA+LSTM</w:t>
       </w:r>
     </w:p>
     <w:p/>
-    <w:p/>
-    <w:p>
-      <w:pPr>
-        <w:pStyle w:val="HTML"/>
-        <w:shd w:val="clear" w:color="auto" w:fill="2B2B2B"/>
-        <w:rPr>
-          <w:rFonts w:asciiTheme="minorHAnsi" w:eastAsiaTheme="minorEastAsia" w:hAnsiTheme="minorHAnsi" w:cstheme="minorBidi"/>
-          <w:b/>
-          <w:bCs/>
-          <w:kern w:val="2"/>
-          <w:sz w:val="21"/>
-          <w:szCs w:val="22"/>
-        </w:rPr>
-      </w:pPr>
-      <w:r>
-        <w:rPr>
-          <w:rFonts w:asciiTheme="minorHAnsi" w:eastAsiaTheme="minorEastAsia" w:hAnsiTheme="minorHAnsi" w:cstheme="minorBidi" w:hint="eastAsia"/>
-          <w:b/>
-          <w:bCs/>
-          <w:kern w:val="2"/>
-          <w:sz w:val="21"/>
-          <w:szCs w:val="22"/>
-        </w:rPr>
-        <w:t>采样频率不规律的问题：</w:t>
-      </w:r>
-      <w:r>
-        <w:rPr>
-          <w:rFonts w:asciiTheme="minorHAnsi" w:eastAsiaTheme="minorEastAsia" w:hAnsiTheme="minorHAnsi" w:cstheme="minorBidi" w:hint="eastAsia"/>
-          <w:b/>
-          <w:bCs/>
-          <w:kern w:val="2"/>
-          <w:sz w:val="21"/>
-          <w:szCs w:val="22"/>
-        </w:rPr>
-        <w:t>构造规律的时间间隔</w:t>
-      </w:r>
-    </w:p>
-    <w:p>
-      <w:pPr>
-        <w:rPr>
-          <w:b/>
-          <w:bCs/>
-        </w:rPr>
-      </w:pPr>
-    </w:p>
-    <w:p/>
-    <w:p/>
-    <w:p>
-      <w:pPr>
-        <w:rPr>
-          <w:rFonts w:ascii="Arial" w:hAnsi="Arial" w:cs="Arial"/>
-          <w:shd w:val="clear" w:color="auto" w:fill="FFFFFF"/>
-        </w:rPr>
-      </w:pPr>
-      <w:r>
-        <w:rPr>
-          <w:rStyle w:val="a4"/>
-          <w:rFonts w:ascii="Arial" w:hAnsi="Arial" w:cs="Arial"/>
-          <w:shd w:val="clear" w:color="auto" w:fill="FFFFFF"/>
-        </w:rPr>
-        <w:t>SARIMA</w:t>
-      </w:r>
-      <w:r>
-        <w:rPr>
-          <w:rStyle w:val="a4"/>
-          <w:rFonts w:ascii="Arial" w:hAnsi="Arial" w:cs="Arial"/>
-          <w:shd w:val="clear" w:color="auto" w:fill="FFFFFF"/>
-        </w:rPr>
-        <w:t>模型的参数选取</w:t>
-      </w:r>
-      <w:r>
+    <w:p>
+      <w:pPr>
+        <w:rPr>
+          <w:b/>
+          <w:bCs/>
+          <w:sz w:val="28"/>
+          <w:szCs w:val="28"/>
+        </w:rPr>
+      </w:pPr>
+      <w:r>
+        <w:rPr>
+          <w:rFonts w:hint="eastAsia"/>
+          <w:b/>
+          <w:bCs/>
+          <w:sz w:val="28"/>
+          <w:szCs w:val="28"/>
+        </w:rPr>
+        <w:t>7</w:t>
+      </w:r>
+      <w:r>
+        <w:rPr>
+          <w:b/>
+          <w:bCs/>
+          <w:sz w:val="28"/>
+          <w:szCs w:val="28"/>
+        </w:rPr>
+        <w:t>、</w:t>
+      </w:r>
+      <w:r>
+        <w:rPr>
+          <w:b/>
+          <w:bCs/>
+          <w:sz w:val="28"/>
+          <w:szCs w:val="28"/>
+        </w:rPr>
+        <w:t>SARIMA+LSTM</w:t>
+      </w:r>
+      <w:r>
+        <w:rPr>
+          <w:rFonts w:hint="eastAsia"/>
+          <w:b/>
+          <w:bCs/>
+          <w:sz w:val="28"/>
+          <w:szCs w:val="28"/>
+        </w:rPr>
+        <w:t>（协变量）</w:t>
+      </w:r>
+      <w:r>
+        <w:rPr>
+          <w:rFonts w:hint="eastAsia"/>
+          <w:b/>
+          <w:bCs/>
+          <w:sz w:val="28"/>
+          <w:szCs w:val="28"/>
+        </w:rPr>
+        <w:t>以及</w:t>
+      </w:r>
+      <w:r>
+        <w:rPr>
+          <w:b/>
+          <w:bCs/>
+          <w:sz w:val="28"/>
+          <w:szCs w:val="28"/>
+        </w:rPr>
+        <w:t>SARIMA+LSTM</w:t>
+      </w:r>
+      <w:r>
+        <w:rPr>
+          <w:rFonts w:hint="eastAsia"/>
+          <w:b/>
+          <w:bCs/>
+          <w:sz w:val="28"/>
+          <w:szCs w:val="28"/>
+        </w:rPr>
+        <w:t>（协变量）</w:t>
+      </w:r>
+      <w:r>
+        <w:rPr>
+          <w:rFonts w:hint="eastAsia"/>
+          <w:b/>
+          <w:bCs/>
+          <w:sz w:val="28"/>
+          <w:szCs w:val="28"/>
+        </w:rPr>
+        <w:t>优化</w:t>
+      </w:r>
+    </w:p>
+    <w:p>
+      <w:r>
+        <w:t>7.</w:t>
+      </w:r>
+      <w:r>
+        <w:rPr>
+          <w:rFonts w:hint="eastAsia"/>
+        </w:rPr>
+        <w:t>1协变量分析</w:t>
+      </w:r>
+    </w:p>
+    <w:p>
+      <w:r>
+        <w:t>7.2</w:t>
+      </w:r>
+      <w:r>
+        <w:rPr>
+          <w:rFonts w:hint="eastAsia"/>
+        </w:rPr>
+        <w:t xml:space="preserve"> </w:t>
+      </w:r>
+      <w:r>
+        <w:t>SARIMA+LSTM</w:t>
+      </w:r>
+      <w:r>
+        <w:rPr>
+          <w:rFonts w:hint="eastAsia"/>
+        </w:rPr>
+        <w:t>（协变量）</w:t>
+      </w:r>
+    </w:p>
+    <w:p>
+      <w:r>
+        <w:rPr>
+          <w:rFonts w:hint="eastAsia"/>
+        </w:rPr>
+        <w:t>7.3 改进优化</w:t>
+      </w:r>
+    </w:p>
+    <w:p>
+      <w:pPr>
+        <w:ind w:firstLine="420"/>
+      </w:pPr>
+      <w:r>
+        <w:rPr>
+          <w:rFonts w:hint="eastAsia"/>
+        </w:rPr>
+        <w:t>7.3.1 网络结构</w:t>
+      </w:r>
+      <w:r>
+        <w:rPr>
+          <w:rFonts w:hint="eastAsia"/>
+        </w:rPr>
+        <w:t>（注意力机制）</w:t>
+      </w:r>
+    </w:p>
+    <w:p>
+      <w:pPr>
+        <w:ind w:firstLine="420"/>
+        <w:rPr>
+          <w:b/>
+          <w:bCs/>
+        </w:rPr>
+      </w:pPr>
+      <w:r>
+        <w:rPr>
+          <w:rFonts w:hint="eastAsia"/>
+        </w:rPr>
+        <w:t>7.3.1 参数优化</w:t>
+      </w:r>
+      <w:r>
+        <w:rPr>
+          <w:rFonts w:hint="eastAsia"/>
+        </w:rPr>
+        <w:t>（蚁群优化）</w:t>
+      </w:r>
+    </w:p>
+    <w:p>
+      <w:pPr>
         <w:rPr>
           <w:rStyle w:val="a4"/>
           <w:rFonts w:ascii="Arial" w:hAnsi="Arial" w:cs="Arial" w:hint="eastAsia"/>
           <w:shd w:val="clear" w:color="auto" w:fill="FFFFFF"/>
         </w:rPr>
-        <w:t>：</w:t>
-      </w:r>
-      <w:r>
-        <w:rPr>
-          <w:rStyle w:val="a4"/>
-          <w:rFonts w:ascii="Arial" w:hAnsi="Arial" w:cs="Arial"/>
-          <w:shd w:val="clear" w:color="auto" w:fill="FFFFFF"/>
-        </w:rPr>
-        <w:t>网格搜索（</w:t>
-      </w:r>
-      <w:r>
-        <w:rPr>
-          <w:rStyle w:val="a4"/>
-          <w:rFonts w:ascii="Arial" w:hAnsi="Arial" w:cs="Arial"/>
-          <w:shd w:val="clear" w:color="auto" w:fill="FFFFFF"/>
-        </w:rPr>
-        <w:t>Grid Search</w:t>
-      </w:r>
-      <w:r>
-        <w:rPr>
-          <w:rStyle w:val="a4"/>
-          <w:rFonts w:ascii="Arial" w:hAnsi="Arial" w:cs="Arial"/>
-          <w:shd w:val="clear" w:color="auto" w:fill="FFFFFF"/>
-        </w:rPr>
-        <w:t>）</w:t>
-      </w:r>
-      <w:r>
-        <w:rPr>
-          <w:rFonts w:ascii="Arial" w:hAnsi="Arial" w:cs="Arial"/>
-          <w:shd w:val="clear" w:color="auto" w:fill="FFFFFF"/>
-        </w:rPr>
-        <w:t> </w:t>
-      </w:r>
-      <w:r>
-        <w:rPr>
-          <w:rFonts w:ascii="Arial" w:hAnsi="Arial" w:cs="Arial"/>
-          <w:shd w:val="clear" w:color="auto" w:fill="FFFFFF"/>
-        </w:rPr>
-        <w:t>法</w:t>
-      </w:r>
-    </w:p>
-    <w:p>
-      <w:pPr>
-        <w:rPr>
-          <w:rFonts w:ascii="Arial" w:hAnsi="Arial" w:cs="Arial"/>
-          <w:shd w:val="clear" w:color="auto" w:fill="FFFFFF"/>
-        </w:rPr>
-      </w:pPr>
-      <w:r>
-        <w:rPr>
-          <w:rStyle w:val="a4"/>
-          <w:rFonts w:ascii="Arial" w:hAnsi="Arial" w:cs="Arial"/>
-          <w:color w:val="4D4D4D"/>
-          <w:shd w:val="clear" w:color="auto" w:fill="FFFFFF"/>
-        </w:rPr>
-        <w:t>通常都是找寻最小的</w:t>
-      </w:r>
-      <w:r>
-        <w:rPr>
-          <w:rStyle w:val="a4"/>
-          <w:rFonts w:ascii="Arial" w:hAnsi="Arial" w:cs="Arial"/>
-          <w:color w:val="4D4D4D"/>
-          <w:shd w:val="clear" w:color="auto" w:fill="FFFFFF"/>
-        </w:rPr>
-        <w:t>AIC</w:t>
-      </w:r>
-      <w:r>
-        <w:rPr>
-          <w:rStyle w:val="a4"/>
-          <w:rFonts w:ascii="Arial" w:hAnsi="Arial" w:cs="Arial"/>
-          <w:color w:val="4D4D4D"/>
-          <w:shd w:val="clear" w:color="auto" w:fill="FFFFFF"/>
-        </w:rPr>
-        <w:t>（</w:t>
-      </w:r>
-      <w:r>
-        <w:rPr>
-          <w:rStyle w:val="a4"/>
-          <w:rFonts w:ascii="Arial" w:hAnsi="Arial" w:cs="Arial"/>
-          <w:color w:val="4D4D4D"/>
-          <w:shd w:val="clear" w:color="auto" w:fill="FFFFFF"/>
-        </w:rPr>
-        <w:t xml:space="preserve">Akaike Information Criterion </w:t>
-      </w:r>
-      <w:r>
-        <w:rPr>
-          <w:rStyle w:val="a4"/>
-          <w:rFonts w:ascii="Arial" w:hAnsi="Arial" w:cs="Arial"/>
-          <w:color w:val="4D4D4D"/>
-          <w:shd w:val="clear" w:color="auto" w:fill="FFFFFF"/>
-        </w:rPr>
-        <w:t>即</w:t>
-      </w:r>
-      <w:r>
-        <w:rPr>
-          <w:rStyle w:val="a4"/>
-          <w:rFonts w:ascii="Arial" w:hAnsi="Arial" w:cs="Arial"/>
-          <w:color w:val="4D4D4D"/>
-          <w:shd w:val="clear" w:color="auto" w:fill="FFFFFF"/>
-        </w:rPr>
-        <w:t xml:space="preserve"> </w:t>
-      </w:r>
-      <w:proofErr w:type="gramStart"/>
-      <w:r>
-        <w:rPr>
-          <w:rStyle w:val="a4"/>
-          <w:rFonts w:ascii="Arial" w:hAnsi="Arial" w:cs="Arial"/>
-          <w:color w:val="4D4D4D"/>
-          <w:shd w:val="clear" w:color="auto" w:fill="FFFFFF"/>
-        </w:rPr>
-        <w:t>赤池信息</w:t>
-      </w:r>
-      <w:proofErr w:type="gramEnd"/>
-      <w:r>
-        <w:rPr>
-          <w:rStyle w:val="a4"/>
-          <w:rFonts w:ascii="Arial" w:hAnsi="Arial" w:cs="Arial"/>
-          <w:color w:val="4D4D4D"/>
-          <w:shd w:val="clear" w:color="auto" w:fill="FFFFFF"/>
-        </w:rPr>
-        <w:t>准则）值</w:t>
-      </w:r>
-    </w:p>
-    <w:p>
-      <w:pPr>
-        <w:rPr>
-          <w:rFonts w:ascii="Arial" w:hAnsi="Arial" w:cs="Arial"/>
-          <w:shd w:val="clear" w:color="auto" w:fill="FFFFFF"/>
-        </w:rPr>
-      </w:pPr>
-    </w:p>
-    <w:p>
-      <w:pPr>
-        <w:rPr>
-          <w:rFonts w:ascii="Arial" w:hAnsi="Arial" w:cs="Arial"/>
-          <w:shd w:val="clear" w:color="auto" w:fill="FFFFFF"/>
-        </w:rPr>
-      </w:pPr>
-    </w:p>
-    <w:p>
-      <w:pPr>
-        <w:rPr>
-          <w:rFonts w:ascii="Arial" w:hAnsi="Arial" w:cs="Arial"/>
-          <w:shd w:val="clear" w:color="auto" w:fill="FFFFFF"/>
-        </w:rPr>
-      </w:pPr>
-      <w:r>
+      </w:pPr>
+    </w:p>
+    <w:p>
+      <w:pPr>
+        <w:rPr>
+          <w:rFonts w:hint="eastAsia"/>
+        </w:rPr>
+      </w:pPr>
+    </w:p>
+    <w:p>
+      <w:pPr>
         <w:rPr>
           <w:rFonts w:ascii="Arial" w:hAnsi="Arial" w:cs="Arial" w:hint="eastAsia"/>
-          <w:shd w:val="clear" w:color="auto" w:fill="FFFFFF"/>
-        </w:rPr>
-        <w:t>LSTM</w:t>
-      </w:r>
-      <w:r>
-        <w:rPr>
-          <w:rFonts w:ascii="Arial" w:hAnsi="Arial" w:cs="Arial" w:hint="eastAsia"/>
-          <w:shd w:val="clear" w:color="auto" w:fill="FFFFFF"/>
-        </w:rPr>
-        <w:t>模型参数选取：</w:t>
-      </w:r>
-      <w:r>
-        <w:rPr>
-          <w:rFonts w:ascii="Arial" w:hAnsi="Arial" w:cs="Arial" w:hint="eastAsia"/>
-          <w:shd w:val="clear" w:color="auto" w:fill="FFFFFF"/>
-        </w:rPr>
-        <w:t>蚁群</w:t>
-      </w:r>
-      <w:r>
-        <w:rPr>
-          <w:rFonts w:ascii="Arial" w:hAnsi="Arial" w:cs="Arial" w:hint="eastAsia"/>
-          <w:shd w:val="clear" w:color="auto" w:fill="FFFFFF"/>
-        </w:rPr>
-        <w:t>算法</w:t>
-      </w:r>
-    </w:p>
-    <w:p>
-      <w:pPr>
-        <w:rPr>
-          <w:rFonts w:ascii="Arial" w:hAnsi="Arial" w:cs="Arial"/>
           <w:shd w:val="clear" w:color="auto" w:fill="FFFFFF"/>
         </w:rPr>
       </w:pPr>
@@ -539,7 +1105,7 @@
           <w:p>
             <w:pPr>
               <w:rPr>
-                <w:rFonts w:ascii="Arial" w:hAnsi="Arial" w:cs="Arial" w:hint="eastAsia"/>
+                <w:rFonts w:ascii="Arial" w:hAnsi="Arial" w:cs="Arial"/>
                 <w:shd w:val="clear" w:color="auto" w:fill="FFFFFF"/>
               </w:rPr>
             </w:pPr>
@@ -749,8 +1315,75 @@
                 <w:sz w:val="16"/>
                 <w:szCs w:val="16"/>
               </w:rPr>
-              <w:t xml:space="preserve"> </w:t>
+              <w:t xml:space="preserve"> LSTM</w:t>
             </w:r>
+          </w:p>
+        </w:tc>
+        <w:tc>
+          <w:tcPr>
+            <w:tcW w:w="1703" w:type="dxa"/>
+          </w:tcPr>
+          <w:p>
+            <w:pPr>
+              <w:rPr>
+                <w:rFonts w:ascii="Arial" w:hAnsi="Arial" w:cs="Arial"/>
+                <w:shd w:val="clear" w:color="auto" w:fill="FFFFFF"/>
+              </w:rPr>
+            </w:pPr>
+          </w:p>
+        </w:tc>
+        <w:tc>
+          <w:tcPr>
+            <w:tcW w:w="1699" w:type="dxa"/>
+          </w:tcPr>
+          <w:p>
+            <w:pPr>
+              <w:rPr>
+                <w:rFonts w:ascii="Arial" w:hAnsi="Arial" w:cs="Arial"/>
+                <w:shd w:val="clear" w:color="auto" w:fill="FFFFFF"/>
+              </w:rPr>
+            </w:pPr>
+          </w:p>
+        </w:tc>
+        <w:tc>
+          <w:tcPr>
+            <w:tcW w:w="1658" w:type="dxa"/>
+          </w:tcPr>
+          <w:p>
+            <w:pPr>
+              <w:rPr>
+                <w:rFonts w:ascii="Arial" w:hAnsi="Arial" w:cs="Arial"/>
+                <w:shd w:val="clear" w:color="auto" w:fill="FFFFFF"/>
+              </w:rPr>
+            </w:pPr>
+          </w:p>
+        </w:tc>
+        <w:tc>
+          <w:tcPr>
+            <w:tcW w:w="1524" w:type="dxa"/>
+          </w:tcPr>
+          <w:p>
+            <w:pPr>
+              <w:rPr>
+                <w:rFonts w:ascii="Arial" w:hAnsi="Arial" w:cs="Arial"/>
+                <w:shd w:val="clear" w:color="auto" w:fill="FFFFFF"/>
+              </w:rPr>
+            </w:pPr>
+          </w:p>
+        </w:tc>
+      </w:tr>
+      <w:tr>
+        <w:tc>
+          <w:tcPr>
+            <w:tcW w:w="1712" w:type="dxa"/>
+          </w:tcPr>
+          <w:p>
+            <w:pPr>
+              <w:rPr>
+                <w:rFonts w:ascii="Arial" w:hAnsi="Arial" w:cs="Arial"/>
+                <w:shd w:val="clear" w:color="auto" w:fill="FFFFFF"/>
+              </w:rPr>
+            </w:pPr>
             <w:r>
               <w:rPr>
                 <w:rFonts w:ascii="Adobe 黑体 Std R" w:eastAsia="Adobe 黑体 Std R" w:hint="eastAsia"/>
@@ -758,75 +1391,17 @@
                 <w:sz w:val="16"/>
                 <w:szCs w:val="16"/>
               </w:rPr>
-              <w:t>LSTM</w:t>
+              <w:t>SARIMA</w:t>
             </w:r>
-          </w:p>
-        </w:tc>
-        <w:tc>
-          <w:tcPr>
-            <w:tcW w:w="1703" w:type="dxa"/>
-          </w:tcPr>
-          <w:p>
-            <w:pPr>
-              <w:rPr>
-                <w:rFonts w:ascii="Arial" w:hAnsi="Arial" w:cs="Arial"/>
-                <w:shd w:val="clear" w:color="auto" w:fill="FFFFFF"/>
-              </w:rPr>
-            </w:pPr>
-          </w:p>
-        </w:tc>
-        <w:tc>
-          <w:tcPr>
-            <w:tcW w:w="1699" w:type="dxa"/>
-          </w:tcPr>
-          <w:p>
-            <w:pPr>
-              <w:rPr>
-                <w:rFonts w:ascii="Arial" w:hAnsi="Arial" w:cs="Arial"/>
-                <w:shd w:val="clear" w:color="auto" w:fill="FFFFFF"/>
-              </w:rPr>
-            </w:pPr>
-          </w:p>
-        </w:tc>
-        <w:tc>
-          <w:tcPr>
-            <w:tcW w:w="1658" w:type="dxa"/>
-          </w:tcPr>
-          <w:p>
-            <w:pPr>
-              <w:rPr>
-                <w:rFonts w:ascii="Arial" w:hAnsi="Arial" w:cs="Arial"/>
-                <w:shd w:val="clear" w:color="auto" w:fill="FFFFFF"/>
-              </w:rPr>
-            </w:pPr>
-          </w:p>
-        </w:tc>
-        <w:tc>
-          <w:tcPr>
-            <w:tcW w:w="1524" w:type="dxa"/>
-          </w:tcPr>
-          <w:p>
-            <w:pPr>
-              <w:rPr>
-                <w:rFonts w:ascii="Arial" w:hAnsi="Arial" w:cs="Arial"/>
-                <w:shd w:val="clear" w:color="auto" w:fill="FFFFFF"/>
-              </w:rPr>
-            </w:pPr>
-          </w:p>
-        </w:tc>
-      </w:tr>
-      <w:tr>
-        <w:tc>
-          <w:tcPr>
-            <w:tcW w:w="1712" w:type="dxa"/>
-          </w:tcPr>
-          <w:p>
-            <w:pPr>
-              <w:rPr>
-                <w:rFonts w:ascii="Arial" w:hAnsi="Arial" w:cs="Arial"/>
-                <w:shd w:val="clear" w:color="auto" w:fill="FFFFFF"/>
-              </w:rPr>
-            </w:pPr>
+            <w:r>
+              <w:rPr>
+                <w:rFonts w:ascii="Adobe 黑体 Std R" w:eastAsia="Adobe 黑体 Std R"/>
+                <w:color w:val="231F20"/>
+                <w:sz w:val="16"/>
+                <w:szCs w:val="16"/>
+              </w:rPr>
+              <w:t>+</w:t>
+            </w:r>
             <w:r>
               <w:rPr>
                 <w:rFonts w:ascii="Adobe 黑体 Std R" w:eastAsia="Adobe 黑体 Std R" w:hint="eastAsia"/>
@@ -834,17 +1409,77 @@
                 <w:sz w:val="16"/>
                 <w:szCs w:val="16"/>
               </w:rPr>
-              <w:t>SARIMA</w:t>
+              <w:t xml:space="preserve"> LSTM</w:t>
             </w:r>
-            <w:r>
+          </w:p>
+        </w:tc>
+        <w:tc>
+          <w:tcPr>
+            <w:tcW w:w="1703" w:type="dxa"/>
+          </w:tcPr>
+          <w:p>
+            <w:pPr>
+              <w:rPr>
+                <w:rFonts w:ascii="Arial" w:hAnsi="Arial" w:cs="Arial"/>
+                <w:shd w:val="clear" w:color="auto" w:fill="FFFFFF"/>
+              </w:rPr>
+            </w:pPr>
+          </w:p>
+        </w:tc>
+        <w:tc>
+          <w:tcPr>
+            <w:tcW w:w="1699" w:type="dxa"/>
+          </w:tcPr>
+          <w:p>
+            <w:pPr>
+              <w:rPr>
+                <w:rFonts w:ascii="Arial" w:hAnsi="Arial" w:cs="Arial"/>
+                <w:shd w:val="clear" w:color="auto" w:fill="FFFFFF"/>
+              </w:rPr>
+            </w:pPr>
+          </w:p>
+        </w:tc>
+        <w:tc>
+          <w:tcPr>
+            <w:tcW w:w="1658" w:type="dxa"/>
+          </w:tcPr>
+          <w:p>
+            <w:pPr>
+              <w:rPr>
+                <w:rFonts w:ascii="Arial" w:hAnsi="Arial" w:cs="Arial"/>
+                <w:shd w:val="clear" w:color="auto" w:fill="FFFFFF"/>
+              </w:rPr>
+            </w:pPr>
+          </w:p>
+        </w:tc>
+        <w:tc>
+          <w:tcPr>
+            <w:tcW w:w="1524" w:type="dxa"/>
+          </w:tcPr>
+          <w:p>
+            <w:pPr>
+              <w:rPr>
+                <w:rFonts w:ascii="Arial" w:hAnsi="Arial" w:cs="Arial"/>
+                <w:shd w:val="clear" w:color="auto" w:fill="FFFFFF"/>
+              </w:rPr>
+            </w:pPr>
+          </w:p>
+        </w:tc>
+      </w:tr>
+      <w:tr>
+        <w:tc>
+          <w:tcPr>
+            <w:tcW w:w="1712" w:type="dxa"/>
+          </w:tcPr>
+          <w:p>
+            <w:pPr>
               <w:rPr>
                 <w:rFonts w:ascii="Adobe 黑体 Std R" w:eastAsia="Adobe 黑体 Std R"/>
                 <w:color w:val="231F20"/>
                 <w:sz w:val="16"/>
                 <w:szCs w:val="16"/>
               </w:rPr>
-              <w:t>+</w:t>
-            </w:r>
+            </w:pPr>
             <w:r>
               <w:rPr>
                 <w:rFonts w:ascii="Adobe 黑体 Std R" w:eastAsia="Adobe 黑体 Std R" w:hint="eastAsia"/>
@@ -852,7 +1487,16 @@
                 <w:sz w:val="16"/>
                 <w:szCs w:val="16"/>
               </w:rPr>
-              <w:t xml:space="preserve"> </w:t>
+              <w:t>SARIMA</w:t>
+            </w:r>
+            <w:r>
+              <w:rPr>
+                <w:rFonts w:ascii="Adobe 黑体 Std R" w:eastAsia="Adobe 黑体 Std R"/>
+                <w:color w:val="231F20"/>
+                <w:sz w:val="16"/>
+                <w:szCs w:val="16"/>
+              </w:rPr>
+              <w:t>+</w:t>
             </w:r>
             <w:r>
               <w:rPr>
@@ -861,7 +1505,7 @@
                 <w:sz w:val="16"/>
                 <w:szCs w:val="16"/>
               </w:rPr>
-              <w:t>LSTM</w:t>
+              <w:t xml:space="preserve"> LSTM（多变量）</w:t>
             </w:r>
           </w:p>
         </w:tc>
@@ -925,13 +1569,29 @@
           </w:tcPr>
           <w:p>
             <w:pPr>
+              <w:rPr>
+                <w:rFonts w:ascii="Arial" w:hAnsi="Arial" w:cs="Arial"/>
+                <w:shd w:val="clear" w:color="auto" w:fill="FFFFFF"/>
+              </w:rPr>
+            </w:pPr>
+            <w:r>
               <w:rPr>
                 <w:rFonts w:ascii="Adobe 黑体 Std R" w:eastAsia="Adobe 黑体 Std R" w:hint="eastAsia"/>
                 <w:color w:val="231F20"/>
                 <w:sz w:val="16"/>
                 <w:szCs w:val="16"/>
               </w:rPr>
-            </w:pPr>
+              <w:t>SARIMA</w:t>
+            </w:r>
+            <w:r>
+              <w:rPr>
+                <w:rFonts w:ascii="Adobe 黑体 Std R" w:eastAsia="Adobe 黑体 Std R"/>
+                <w:color w:val="231F20"/>
+                <w:sz w:val="16"/>
+                <w:szCs w:val="16"/>
+              </w:rPr>
+              <w:t>+</w:t>
+            </w:r>
             <w:r>
               <w:rPr>
                 <w:rFonts w:ascii="Adobe 黑体 Std R" w:eastAsia="Adobe 黑体 Std R" w:hint="eastAsia"/>
@@ -939,137 +1599,7 @@
                 <w:sz w:val="16"/>
                 <w:szCs w:val="16"/>
               </w:rPr>
-              <w:t>SARIMA</w:t>
-            </w:r>
-            <w:r>
-              <w:rPr>
-                <w:rFonts w:ascii="Adobe 黑体 Std R" w:eastAsia="Adobe 黑体 Std R"/>
-                <w:color w:val="231F20"/>
-                <w:sz w:val="16"/>
-                <w:szCs w:val="16"/>
-              </w:rPr>
-              <w:t>+</w:t>
-            </w:r>
-            <w:r>
-              <w:rPr>
-                <w:rFonts w:ascii="Adobe 黑体 Std R" w:eastAsia="Adobe 黑体 Std R" w:hint="eastAsia"/>
-                <w:color w:val="231F20"/>
-                <w:sz w:val="16"/>
-                <w:szCs w:val="16"/>
-              </w:rPr>
-              <w:t xml:space="preserve"> LSTM</w:t>
-            </w:r>
-            <w:r>
-              <w:rPr>
-                <w:rFonts w:ascii="Adobe 黑体 Std R" w:eastAsia="Adobe 黑体 Std R" w:hint="eastAsia"/>
-                <w:color w:val="231F20"/>
-                <w:sz w:val="16"/>
-                <w:szCs w:val="16"/>
-              </w:rPr>
-              <w:t>（多变量）</w:t>
-            </w:r>
-          </w:p>
-        </w:tc>
-        <w:tc>
-          <w:tcPr>
-            <w:tcW w:w="1703" w:type="dxa"/>
-          </w:tcPr>
-          <w:p>
-            <w:pPr>
-              <w:rPr>
-                <w:rFonts w:ascii="Arial" w:hAnsi="Arial" w:cs="Arial"/>
-                <w:shd w:val="clear" w:color="auto" w:fill="FFFFFF"/>
-              </w:rPr>
-            </w:pPr>
-          </w:p>
-        </w:tc>
-        <w:tc>
-          <w:tcPr>
-            <w:tcW w:w="1699" w:type="dxa"/>
-          </w:tcPr>
-          <w:p>
-            <w:pPr>
-              <w:rPr>
-                <w:rFonts w:ascii="Arial" w:hAnsi="Arial" w:cs="Arial"/>
-                <w:shd w:val="clear" w:color="auto" w:fill="FFFFFF"/>
-              </w:rPr>
-            </w:pPr>
-          </w:p>
-        </w:tc>
-        <w:tc>
-          <w:tcPr>
-            <w:tcW w:w="1658" w:type="dxa"/>
-          </w:tcPr>
-          <w:p>
-            <w:pPr>
-              <w:rPr>
-                <w:rFonts w:ascii="Arial" w:hAnsi="Arial" w:cs="Arial"/>
-                <w:shd w:val="clear" w:color="auto" w:fill="FFFFFF"/>
-              </w:rPr>
-            </w:pPr>
-          </w:p>
-        </w:tc>
-        <w:tc>
-          <w:tcPr>
-            <w:tcW w:w="1524" w:type="dxa"/>
-          </w:tcPr>
-          <w:p>
-            <w:pPr>
-              <w:rPr>
-                <w:rFonts w:ascii="Arial" w:hAnsi="Arial" w:cs="Arial"/>
-                <w:shd w:val="clear" w:color="auto" w:fill="FFFFFF"/>
-              </w:rPr>
-            </w:pPr>
-          </w:p>
-        </w:tc>
-      </w:tr>
-      <w:tr>
-        <w:tc>
-          <w:tcPr>
-            <w:tcW w:w="1712" w:type="dxa"/>
-          </w:tcPr>
-          <w:p>
-            <w:pPr>
-              <w:rPr>
-                <w:rFonts w:ascii="Arial" w:hAnsi="Arial" w:cs="Arial"/>
-                <w:shd w:val="clear" w:color="auto" w:fill="FFFFFF"/>
-              </w:rPr>
-            </w:pPr>
-            <w:r>
-              <w:rPr>
-                <w:rFonts w:ascii="Adobe 黑体 Std R" w:eastAsia="Adobe 黑体 Std R" w:hint="eastAsia"/>
-                <w:color w:val="231F20"/>
-                <w:sz w:val="16"/>
-                <w:szCs w:val="16"/>
-              </w:rPr>
-              <w:t>SARIMA</w:t>
-            </w:r>
-            <w:r>
-              <w:rPr>
-                <w:rFonts w:ascii="Adobe 黑体 Std R" w:eastAsia="Adobe 黑体 Std R"/>
-                <w:color w:val="231F20"/>
-                <w:sz w:val="16"/>
-                <w:szCs w:val="16"/>
-              </w:rPr>
-              <w:t>+</w:t>
-            </w:r>
-            <w:r>
-              <w:rPr>
-                <w:rFonts w:ascii="Adobe 黑体 Std R" w:eastAsia="Adobe 黑体 Std R" w:hint="eastAsia"/>
-                <w:color w:val="231F20"/>
-                <w:sz w:val="16"/>
-                <w:szCs w:val="16"/>
-              </w:rPr>
-              <w:t xml:space="preserve"> LSTM</w:t>
-            </w:r>
-            <w:r>
-              <w:rPr>
-                <w:rFonts w:ascii="Adobe 黑体 Std R" w:eastAsia="Adobe 黑体 Std R" w:hint="eastAsia"/>
-                <w:color w:val="231F20"/>
-                <w:sz w:val="16"/>
-                <w:szCs w:val="16"/>
-              </w:rPr>
-              <w:t>（优化）</w:t>
+              <w:t xml:space="preserve"> LSTM（优化）</w:t>
             </w:r>
           </w:p>
         </w:tc>
@@ -1143,39 +1673,7 @@
         </w:rPr>
       </w:pPr>
     </w:p>
-    <w:p>
-      <w:r>
-        <w:rPr>
-          <w:rFonts w:hint="eastAsia"/>
-        </w:rPr>
-        <w:t>一个样点的结果放一个文件夹，每个文件夹</w:t>
-      </w:r>
-      <w:r>
-        <w:rPr>
-          <w:rFonts w:hint="eastAsia"/>
-        </w:rPr>
-        <w:t>有这些结果</w:t>
-      </w:r>
-      <w:r>
-        <w:rPr>
-          <w:rFonts w:hint="eastAsia"/>
-        </w:rPr>
-        <w:t>：</w:t>
-      </w:r>
-    </w:p>
-    <w:p>
-      <w:pPr>
-        <w:rPr>
-          <w:rFonts w:hint="eastAsia"/>
-        </w:rPr>
-      </w:pPr>
-      <w:r>
-        <w:rPr>
-          <w:rFonts w:hint="eastAsia"/>
-        </w:rPr>
-        <w:t>1、时序数据分解图</w:t>
-      </w:r>
-    </w:p>
+    <w:p/>
     <w:sectPr>
       <w:pgSz w:w="11906" w:h="16838"/>
       <w:pgMar w:top="1440" w:right="1800" w:bottom="1440" w:left="1800" w:header="851" w:footer="992" w:gutter="0"/>
@@ -1186,8 +1684,46 @@
 </w:document>
 </file>
 
+<file path=word/endnotes.xml><?xml version="1.0" encoding="utf-8"?>
+<w:endnotes xmlns:wpc="http://schemas.microsoft.com/office/word/2010/wordprocessingCanvas" xmlns:cx="http://schemas.microsoft.com/office/drawing/2014/chartex" xmlns:cx1="http://schemas.microsoft.com/office/drawing/2015/9/8/chartex" xmlns:cx2="http://schemas.microsoft.com/office/drawing/2015/10/21/chartex" xmlns:cx3="http://schemas.microsoft.com/office/drawing/2016/5/9/chartex" xmlns:cx4="http://schemas.microsoft.com/office/drawing/2016/5/10/chartex" xmlns:cx5="http://schemas.microsoft.com/office/drawing/2016/5/11/chartex" xmlns:cx6="http://schemas.microsoft.com/office/drawing/2016/5/12/chartex" xmlns:cx7="http://schemas.microsoft.com/office/drawing/2016/5/13/chartex" xmlns:cx8="http://schemas.microsoft.com/office/drawing/2016/5/14/chartex" xmlns:mc="http://schemas.openxmlformats.org/markup-compatibility/2006" xmlns:aink="http://schemas.microsoft.com/office/drawing/2016/ink" xmlns:am3d="http://schemas.microsoft.com/office/drawing/2017/model3d" xmlns:o="urn:schemas-microsoft-com:office:office" xmlns:oel="http://schemas.microsoft.com/office/2019/extlst" xmlns:r="http://schemas.openxmlformats.org/officeDocument/2006/relationships" xmlns:m="http://schemas.openxmlformats.org/officeDocument/2006/math" xmlns:v="urn:schemas-microsoft-com:vml" xmlns:wp14="http://schemas.microsoft.com/office/word/2010/wordprocessingDrawing" xmlns:wp="http://schemas.openxmlformats.org/drawingml/2006/wordprocessingDrawing" xmlns:w10="urn:schemas-microsoft-com:office:word" xmlns:w="http://schemas.openxmlformats.org/wordprocessingml/2006/main" xmlns:w14="http://schemas.microsoft.com/office/word/2010/wordml" xmlns:w15="http://schemas.microsoft.com/office/word/2012/wordml" xmlns:w16cex="http://schemas.microsoft.com/office/word/2018/wordml/cex" xmlns:w16cid="http://schemas.microsoft.com/office/word/2016/wordml/cid" xmlns:w16="http://schemas.microsoft.com/office/word/2018/wordml" xmlns:w16du="http://schemas.microsoft.com/office/word/2023/wordml/word16du" xmlns:w16sdtdh="http://schemas.microsoft.com/office/word/2020/wordml/sdtdatahash" xmlns:w16se="http://schemas.microsoft.com/office/word/2015/wordml/symex" xmlns:wpg="http://schemas.microsoft.com/office/word/2010/wordprocessingGroup" xmlns:wpi="http://schemas.microsoft.com/office/word/2010/wordprocessingInk" xmlns:wne="http://schemas.microsoft.com/office/word/2006/wordml" xmlns:wps="http://schemas.microsoft.com/office/word/2010/wordprocessingShape" mc:Ignorable="w14 w15 w16se w16cid w16 w16cex w16sdtdh w16du wp14">
+  <w:endnote w:type="separator" w:id="-1">
+    <w:p>
+      <w:r>
+        <w:separator/>
+      </w:r>
+    </w:p>
+  </w:endnote>
+  <w:endnote w:type="continuationSeparator" w:id="0">
+    <w:p>
+      <w:r>
+        <w:continuationSeparator/>
+      </w:r>
+    </w:p>
+  </w:endnote>
+</w:endnotes>
+</file>
+
+<file path=word/footnotes.xml><?xml version="1.0" encoding="utf-8"?>
+<w:footnotes xmlns:wpc="http://schemas.microsoft.com/office/word/2010/wordprocessingCanvas" xmlns:cx="http://schemas.microsoft.com/office/drawing/2014/chartex" xmlns:cx1="http://schemas.microsoft.com/office/drawing/2015/9/8/chartex" xmlns:cx2="http://schemas.microsoft.com/office/drawing/2015/10/21/chartex" xmlns:cx3="http://schemas.microsoft.com/office/drawing/2016/5/9/chartex" xmlns:cx4="http://schemas.microsoft.com/office/drawing/2016/5/10/chartex" xmlns:cx5="http://schemas.microsoft.com/office/drawing/2016/5/11/chartex" xmlns:cx6="http://schemas.microsoft.com/office/drawing/2016/5/12/chartex" xmlns:cx7="http://schemas.microsoft.com/office/drawing/2016/5/13/chartex" xmlns:cx8="http://schemas.microsoft.com/office/drawing/2016/5/14/chartex" xmlns:mc="http://schemas.openxmlformats.org/markup-compatibility/2006" xmlns:aink="http://schemas.microsoft.com/office/drawing/2016/ink" xmlns:am3d="http://schemas.microsoft.com/office/drawing/2017/model3d" xmlns:o="urn:schemas-microsoft-com:office:office" xmlns:oel="http://schemas.microsoft.com/office/2019/extlst" xmlns:r="http://schemas.openxmlformats.org/officeDocument/2006/relationships" xmlns:m="http://schemas.openxmlformats.org/officeDocument/2006/math" xmlns:v="urn:schemas-microsoft-com:vml" xmlns:wp14="http://schemas.microsoft.com/office/word/2010/wordprocessingDrawing" xmlns:wp="http://schemas.openxmlformats.org/drawingml/2006/wordprocessingDrawing" xmlns:w10="urn:schemas-microsoft-com:office:word" xmlns:w="http://schemas.openxmlformats.org/wordprocessingml/2006/main" xmlns:w14="http://schemas.microsoft.com/office/word/2010/wordml" xmlns:w15="http://schemas.microsoft.com/office/word/2012/wordml" xmlns:w16cex="http://schemas.microsoft.com/office/word/2018/wordml/cex" xmlns:w16cid="http://schemas.microsoft.com/office/word/2016/wordml/cid" xmlns:w16="http://schemas.microsoft.com/office/word/2018/wordml" xmlns:w16du="http://schemas.microsoft.com/office/word/2023/wordml/word16du" xmlns:w16sdtdh="http://schemas.microsoft.com/office/word/2020/wordml/sdtdatahash" xmlns:w16se="http://schemas.microsoft.com/office/word/2015/wordml/symex" xmlns:wpg="http://schemas.microsoft.com/office/word/2010/wordprocessingGroup" xmlns:wpi="http://schemas.microsoft.com/office/word/2010/wordprocessingInk" xmlns:wne="http://schemas.microsoft.com/office/word/2006/wordml" xmlns:wps="http://schemas.microsoft.com/office/word/2010/wordprocessingShape" mc:Ignorable="w14 w15 w16se w16cid w16 w16cex w16sdtdh w16du wp14">
+  <w:footnote w:type="separator" w:id="-1">
+    <w:p>
+      <w:r>
+        <w:separator/>
+      </w:r>
+    </w:p>
+  </w:footnote>
+  <w:footnote w:type="continuationSeparator" w:id="0">
+    <w:p>
+      <w:r>
+        <w:continuationSeparator/>
+      </w:r>
+    </w:p>
+  </w:footnote>
+</w:footnotes>
+</file>
+
 <file path=word/numbering.xml><?xml version="1.0" encoding="utf-8"?>
-<w:numbering xmlns:wpc="http://schemas.microsoft.com/office/word/2010/wordprocessingCanvas" xmlns:cx="http://schemas.microsoft.com/office/drawing/2014/chartex" xmlns:cx1="http://schemas.microsoft.com/office/drawing/2015/9/8/chartex" xmlns:cx2="http://schemas.microsoft.com/office/drawing/2015/10/21/chartex" xmlns:cx3="http://schemas.microsoft.com/office/drawing/2016/5/9/chartex" xmlns:cx4="http://schemas.microsoft.com/office/drawing/2016/5/10/chartex" xmlns:cx5="http://schemas.microsoft.com/office/drawing/2016/5/11/chartex" xmlns:cx6="http://schemas.microsoft.com/office/drawing/2016/5/12/chartex" xmlns:cx7="http://schemas.microsoft.com/office/drawing/2016/5/13/chartex" xmlns:cx8="http://schemas.microsoft.com/office/drawing/2016/5/14/chartex" xmlns:mc="http://schemas.openxmlformats.org/markup-compatibility/2006" xmlns:aink="http://schemas.microsoft.com/office/drawing/2016/ink" xmlns:am3d="http://schemas.microsoft.com/office/drawing/2017/model3d" xmlns:o="urn:schemas-microsoft-com:office:office" xmlns:oel="http://schemas.microsoft.com/office/2019/extlst" xmlns:r="http://schemas.openxmlformats.org/officeDocument/2006/relationships" xmlns:m="http://schemas.openxmlformats.org/officeDocument/2006/math" xmlns:v="urn:schemas-microsoft-com:vml" xmlns:wp14="http://schemas.microsoft.com/office/word/2010/wordprocessingDrawing" xmlns:wp="http://schemas.openxmlformats.org/drawingml/2006/wordprocessingDrawing" xmlns:w10="urn:schemas-microsoft-com:office:word" xmlns:w="http://schemas.openxmlformats.org/wordprocessingml/2006/main" xmlns:w14="http://schemas.microsoft.com/office/word/2010/wordml" xmlns:w15="http://schemas.microsoft.com/office/word/2012/wordml" xmlns:w16cex="http://schemas.microsoft.com/office/word/2018/wordml/cex" xmlns:w16cid="http://schemas.microsoft.com/office/word/2016/wordml/cid" xmlns:w16="http://schemas.microsoft.com/office/word/2018/wordml" xmlns:w16sdtdh="http://schemas.microsoft.com/office/word/2020/wordml/sdtdatahash" xmlns:w16se="http://schemas.microsoft.com/office/word/2015/wordml/symex" xmlns:wpg="http://schemas.microsoft.com/office/word/2010/wordprocessingGroup" xmlns:wpi="http://schemas.microsoft.com/office/word/2010/wordprocessingInk" xmlns:wne="http://schemas.microsoft.com/office/word/2006/wordml" xmlns:wps="http://schemas.microsoft.com/office/word/2010/wordprocessingShape" mc:Ignorable="w14 w15 w16se w16cid w16 w16cex w16sdtdh wp14">
+<w:numbering xmlns:wpc="http://schemas.microsoft.com/office/word/2010/wordprocessingCanvas" xmlns:cx="http://schemas.microsoft.com/office/drawing/2014/chartex" xmlns:cx1="http://schemas.microsoft.com/office/drawing/2015/9/8/chartex" xmlns:cx2="http://schemas.microsoft.com/office/drawing/2015/10/21/chartex" xmlns:cx3="http://schemas.microsoft.com/office/drawing/2016/5/9/chartex" xmlns:cx4="http://schemas.microsoft.com/office/drawing/2016/5/10/chartex" xmlns:cx5="http://schemas.microsoft.com/office/drawing/2016/5/11/chartex" xmlns:cx6="http://schemas.microsoft.com/office/drawing/2016/5/12/chartex" xmlns:cx7="http://schemas.microsoft.com/office/drawing/2016/5/13/chartex" xmlns:cx8="http://schemas.microsoft.com/office/drawing/2016/5/14/chartex" xmlns:mc="http://schemas.openxmlformats.org/markup-compatibility/2006" xmlns:aink="http://schemas.microsoft.com/office/drawing/2016/ink" xmlns:am3d="http://schemas.microsoft.com/office/drawing/2017/model3d" xmlns:o="urn:schemas-microsoft-com:office:office" xmlns:oel="http://schemas.microsoft.com/office/2019/extlst" xmlns:r="http://schemas.openxmlformats.org/officeDocument/2006/relationships" xmlns:m="http://schemas.openxmlformats.org/officeDocument/2006/math" xmlns:v="urn:schemas-microsoft-com:vml" xmlns:wp14="http://schemas.microsoft.com/office/word/2010/wordprocessingDrawing" xmlns:wp="http://schemas.openxmlformats.org/drawingml/2006/wordprocessingDrawing" xmlns:w10="urn:schemas-microsoft-com:office:word" xmlns:w="http://schemas.openxmlformats.org/wordprocessingml/2006/main" xmlns:w14="http://schemas.microsoft.com/office/word/2010/wordml" xmlns:w15="http://schemas.microsoft.com/office/word/2012/wordml" xmlns:w16cex="http://schemas.microsoft.com/office/word/2018/wordml/cex" xmlns:w16cid="http://schemas.microsoft.com/office/word/2016/wordml/cid" xmlns:w16="http://schemas.microsoft.com/office/word/2018/wordml" xmlns:w16du="http://schemas.microsoft.com/office/word/2023/wordml/word16du" xmlns:w16sdtdh="http://schemas.microsoft.com/office/word/2020/wordml/sdtdatahash" xmlns:w16se="http://schemas.microsoft.com/office/word/2015/wordml/symex" xmlns:wpg="http://schemas.microsoft.com/office/word/2010/wordprocessingGroup" xmlns:wpi="http://schemas.microsoft.com/office/word/2010/wordprocessingInk" xmlns:wne="http://schemas.microsoft.com/office/word/2006/wordml" xmlns:wps="http://schemas.microsoft.com/office/word/2010/wordprocessingShape" mc:Ignorable="w14 w15 w16se w16cid w16 w16cex w16sdtdh w16du wp14">
   <w:abstractNum w:abstractNumId="0" w15:restartNumberingAfterBreak="0">
     <w:nsid w:val="2BED6047"/>
     <w:multiLevelType w:val="hybridMultilevel"/>
@@ -1278,10 +1814,10 @@
     </w:lvl>
   </w:abstractNum>
   <w:abstractNum w:abstractNumId="1" w15:restartNumberingAfterBreak="0">
-    <w:nsid w:val="5F754C59"/>
+    <w:nsid w:val="3A726E41"/>
     <w:multiLevelType w:val="hybridMultilevel"/>
-    <w:tmpl w:val="95600658"/>
-    <w:lvl w:ilvl="0" w:tplc="A1666956">
+    <w:tmpl w:val="0C927E16"/>
+    <w:lvl w:ilvl="0" w:tplc="BDFAC716">
       <w:start w:val="1"/>
       <w:numFmt w:val="decimal"/>
       <w:lvlText w:val="%1、"/>
@@ -1366,17 +1902,109 @@
       </w:pPr>
     </w:lvl>
   </w:abstractNum>
+  <w:abstractNum w:abstractNumId="2" w15:restartNumberingAfterBreak="0">
+    <w:nsid w:val="5F754C59"/>
+    <w:multiLevelType w:val="hybridMultilevel"/>
+    <w:tmpl w:val="95600658"/>
+    <w:lvl w:ilvl="0" w:tplc="A1666956">
+      <w:start w:val="1"/>
+      <w:numFmt w:val="decimal"/>
+      <w:lvlText w:val="%1、"/>
+      <w:lvlJc w:val="left"/>
+      <w:pPr>
+        <w:ind w:left="360" w:hanging="360"/>
+      </w:pPr>
+      <w:rPr>
+        <w:rFonts w:hint="default"/>
+      </w:rPr>
+    </w:lvl>
+    <w:lvl w:ilvl="1" w:tplc="04090019" w:tentative="1">
+      <w:start w:val="1"/>
+      <w:numFmt w:val="lowerLetter"/>
+      <w:lvlText w:val="%2)"/>
+      <w:lvlJc w:val="left"/>
+      <w:pPr>
+        <w:ind w:left="880" w:hanging="440"/>
+      </w:pPr>
+    </w:lvl>
+    <w:lvl w:ilvl="2" w:tplc="0409001B" w:tentative="1">
+      <w:start w:val="1"/>
+      <w:numFmt w:val="lowerRoman"/>
+      <w:lvlText w:val="%3."/>
+      <w:lvlJc w:val="right"/>
+      <w:pPr>
+        <w:ind w:left="1320" w:hanging="440"/>
+      </w:pPr>
+    </w:lvl>
+    <w:lvl w:ilvl="3" w:tplc="0409000F" w:tentative="1">
+      <w:start w:val="1"/>
+      <w:numFmt w:val="decimal"/>
+      <w:lvlText w:val="%4."/>
+      <w:lvlJc w:val="left"/>
+      <w:pPr>
+        <w:ind w:left="1760" w:hanging="440"/>
+      </w:pPr>
+    </w:lvl>
+    <w:lvl w:ilvl="4" w:tplc="04090019" w:tentative="1">
+      <w:start w:val="1"/>
+      <w:numFmt w:val="lowerLetter"/>
+      <w:lvlText w:val="%5)"/>
+      <w:lvlJc w:val="left"/>
+      <w:pPr>
+        <w:ind w:left="2200" w:hanging="440"/>
+      </w:pPr>
+    </w:lvl>
+    <w:lvl w:ilvl="5" w:tplc="0409001B" w:tentative="1">
+      <w:start w:val="1"/>
+      <w:numFmt w:val="lowerRoman"/>
+      <w:lvlText w:val="%6."/>
+      <w:lvlJc w:val="right"/>
+      <w:pPr>
+        <w:ind w:left="2640" w:hanging="440"/>
+      </w:pPr>
+    </w:lvl>
+    <w:lvl w:ilvl="6" w:tplc="0409000F" w:tentative="1">
+      <w:start w:val="1"/>
+      <w:numFmt w:val="decimal"/>
+      <w:lvlText w:val="%7."/>
+      <w:lvlJc w:val="left"/>
+      <w:pPr>
+        <w:ind w:left="3080" w:hanging="440"/>
+      </w:pPr>
+    </w:lvl>
+    <w:lvl w:ilvl="7" w:tplc="04090019" w:tentative="1">
+      <w:start w:val="1"/>
+      <w:numFmt w:val="lowerLetter"/>
+      <w:lvlText w:val="%8)"/>
+      <w:lvlJc w:val="left"/>
+      <w:pPr>
+        <w:ind w:left="3520" w:hanging="440"/>
+      </w:pPr>
+    </w:lvl>
+    <w:lvl w:ilvl="8" w:tplc="0409001B" w:tentative="1">
+      <w:start w:val="1"/>
+      <w:numFmt w:val="lowerRoman"/>
+      <w:lvlText w:val="%9."/>
+      <w:lvlJc w:val="right"/>
+      <w:pPr>
+        <w:ind w:left="3960" w:hanging="440"/>
+      </w:pPr>
+    </w:lvl>
+  </w:abstractNum>
   <w:num w:numId="1" w16cid:durableId="1493788689">
     <w:abstractNumId w:val="0"/>
   </w:num>
   <w:num w:numId="2" w16cid:durableId="871457263">
+    <w:abstractNumId w:val="2"/>
+  </w:num>
+  <w:num w:numId="3" w16cid:durableId="564755022">
     <w:abstractNumId w:val="1"/>
   </w:num>
 </w:numbering>
 </file>
 
 <file path=word/styles.xml><?xml version="1.0" encoding="utf-8"?>
-<w:styles xmlns:mc="http://schemas.openxmlformats.org/markup-compatibility/2006" xmlns:r="http://schemas.openxmlformats.org/officeDocument/2006/relationships" xmlns:w="http://schemas.openxmlformats.org/wordprocessingml/2006/main" xmlns:w14="http://schemas.microsoft.com/office/word/2010/wordml" xmlns:w15="http://schemas.microsoft.com/office/word/2012/wordml" xmlns:w16cex="http://schemas.microsoft.com/office/word/2018/wordml/cex" xmlns:w16cid="http://schemas.microsoft.com/office/word/2016/wordml/cid" xmlns:w16="http://schemas.microsoft.com/office/word/2018/wordml" xmlns:w16sdtdh="http://schemas.microsoft.com/office/word/2020/wordml/sdtdatahash" xmlns:w16se="http://schemas.microsoft.com/office/word/2015/wordml/symex" mc:Ignorable="w14 w15 w16se w16cid w16 w16cex w16sdtdh">
+<w:styles xmlns:mc="http://schemas.openxmlformats.org/markup-compatibility/2006" xmlns:r="http://schemas.openxmlformats.org/officeDocument/2006/relationships" xmlns:w="http://schemas.openxmlformats.org/wordprocessingml/2006/main" xmlns:w14="http://schemas.microsoft.com/office/word/2010/wordml" xmlns:w15="http://schemas.microsoft.com/office/word/2012/wordml" xmlns:w16cex="http://schemas.microsoft.com/office/word/2018/wordml/cex" xmlns:w16cid="http://schemas.microsoft.com/office/word/2016/wordml/cid" xmlns:w16="http://schemas.microsoft.com/office/word/2018/wordml" xmlns:w16du="http://schemas.microsoft.com/office/word/2023/wordml/word16du" xmlns:w16sdtdh="http://schemas.microsoft.com/office/word/2020/wordml/sdtdatahash" xmlns:w16se="http://schemas.microsoft.com/office/word/2015/wordml/symex" mc:Ignorable="w14 w15 w16se w16cid w16 w16cex w16sdtdh w16du">
   <w:docDefaults>
     <w:rPrDefault>
       <w:rPr>
@@ -1890,6 +2518,68 @@
       </w:tblBorders>
     </w:tblPr>
   </w:style>
+  <w:style w:type="paragraph" w:styleId="a6">
+    <w:name w:val="header"/>
+    <w:basedOn w:val="a"/>
+    <w:link w:val="a7"/>
+    <w:uiPriority w:val="99"/>
+    <w:unhideWhenUsed/>
+    <w:rsid w:val="003D007C"/>
+    <w:pPr>
+      <w:tabs>
+        <w:tab w:val="center" w:pos="4153"/>
+        <w:tab w:val="right" w:pos="8306"/>
+      </w:tabs>
+      <w:snapToGrid w:val="0"/>
+      <w:jc w:val="center"/>
+    </w:pPr>
+    <w:rPr>
+      <w:sz w:val="18"/>
+      <w:szCs w:val="18"/>
+    </w:rPr>
+  </w:style>
+  <w:style w:type="character" w:customStyle="1" w:styleId="a7">
+    <w:name w:val="页眉 字符"/>
+    <w:basedOn w:val="a0"/>
+    <w:link w:val="a6"/>
+    <w:uiPriority w:val="99"/>
+    <w:rsid w:val="003D007C"/>
+    <w:rPr>
+      <w:sz w:val="18"/>
+      <w:szCs w:val="18"/>
+    </w:rPr>
+  </w:style>
+  <w:style w:type="paragraph" w:styleId="a8">
+    <w:name w:val="footer"/>
+    <w:basedOn w:val="a"/>
+    <w:link w:val="a9"/>
+    <w:uiPriority w:val="99"/>
+    <w:unhideWhenUsed/>
+    <w:rsid w:val="003D007C"/>
+    <w:pPr>
+      <w:tabs>
+        <w:tab w:val="center" w:pos="4153"/>
+        <w:tab w:val="right" w:pos="8306"/>
+      </w:tabs>
+      <w:snapToGrid w:val="0"/>
+      <w:jc w:val="left"/>
+    </w:pPr>
+    <w:rPr>
+      <w:sz w:val="18"/>
+      <w:szCs w:val="18"/>
+    </w:rPr>
+  </w:style>
+  <w:style w:type="character" w:customStyle="1" w:styleId="a9">
+    <w:name w:val="页脚 字符"/>
+    <w:basedOn w:val="a0"/>
+    <w:link w:val="a8"/>
+    <w:uiPriority w:val="99"/>
+    <w:rsid w:val="003D007C"/>
+    <w:rPr>
+      <w:sz w:val="18"/>
+      <w:szCs w:val="18"/>
+    </w:rPr>
+  </w:style>
 </w:styles>
 </file>
 

--- a/src/单元时序预测-水质参数/思路文档.docx
+++ b/src/单元时序预测-水质参数/思路文档.docx
@@ -46,7 +46,6 @@
     <w:p>
       <w:pPr>
         <w:rPr>
-          <w:rFonts w:hint="eastAsia"/>
           <w:b/>
           <w:bCs/>
           <w:sz w:val="28"/>
@@ -168,23 +167,25 @@
           <w:b/>
           <w:bCs/>
         </w:rPr>
-        <w:t>2.</w:t>
-      </w:r>
-      <w:r>
-        <w:rPr>
-          <w:rFonts w:hint="eastAsia"/>
-          <w:b/>
-          <w:bCs/>
-        </w:rPr>
-        <w:t>2</w:t>
-      </w:r>
-      <w:r>
-        <w:rPr>
-          <w:rFonts w:hint="eastAsia"/>
-          <w:b/>
-          <w:bCs/>
-        </w:rPr>
-        <w:t>缺失值处理：用其他年份对应月份的均值来填充缺失的月份的值</w:t>
+        <w:t>2.2</w:t>
+      </w:r>
+      <w:proofErr w:type="gramStart"/>
+      <w:r>
+        <w:rPr>
+          <w:rFonts w:hint="eastAsia"/>
+          <w:b/>
+          <w:bCs/>
+        </w:rPr>
+        <w:t>缺失值</w:t>
+      </w:r>
+      <w:proofErr w:type="gramEnd"/>
+      <w:r>
+        <w:rPr>
+          <w:rFonts w:hint="eastAsia"/>
+          <w:b/>
+          <w:bCs/>
+        </w:rPr>
+        <w:t>处理：用其他年份对应月份的均值来填充缺失的月份的值</w:t>
       </w:r>
     </w:p>
     <w:p>
@@ -200,7 +201,21 @@
         <w:rPr>
           <w:rFonts w:hint="eastAsia"/>
         </w:rPr>
-        <w:t>提取缺失值的索引，进一步提取出月份</w:t>
+        <w:t>提取</w:t>
+      </w:r>
+      <w:proofErr w:type="gramStart"/>
+      <w:r>
+        <w:rPr>
+          <w:rFonts w:hint="eastAsia"/>
+        </w:rPr>
+        <w:t>缺失值</w:t>
+      </w:r>
+      <w:proofErr w:type="gramEnd"/>
+      <w:r>
+        <w:rPr>
+          <w:rFonts w:hint="eastAsia"/>
+        </w:rPr>
+        <w:t>的索引，进一步提取出月份</w:t>
       </w:r>
     </w:p>
     <w:p>
@@ -331,8 +346,16 @@
         <w:rPr>
           <w:rFonts w:hint="eastAsia"/>
         </w:rPr>
-        <w:t>3.3 偏自相关</w:t>
-      </w:r>
+        <w:t xml:space="preserve">3.3 </w:t>
+      </w:r>
+      <w:proofErr w:type="gramStart"/>
+      <w:r>
+        <w:rPr>
+          <w:rFonts w:hint="eastAsia"/>
+        </w:rPr>
+        <w:t>偏自相关</w:t>
+      </w:r>
+      <w:proofErr w:type="gramEnd"/>
     </w:p>
     <w:p>
       <w:r>
@@ -365,7 +388,6 @@
     <w:p>
       <w:pPr>
         <w:rPr>
-          <w:rFonts w:hint="eastAsia"/>
           <w:b/>
           <w:bCs/>
           <w:sz w:val="28"/>
@@ -398,16 +420,16 @@
         <w:rPr>
           <w:rFonts w:hint="eastAsia"/>
         </w:rPr>
+        <w:t>数据共98个月，前83个月为训练集，</w:t>
+      </w:r>
+      <w:r>
+        <w:rPr>
+          <w:rFonts w:hint="eastAsia"/>
+        </w:rPr>
         <w:t>后15个月为测试集</w:t>
       </w:r>
     </w:p>
-    <w:p>
-      <w:pPr>
-        <w:rPr>
-          <w:rFonts w:hint="eastAsia"/>
-        </w:rPr>
-      </w:pPr>
-    </w:p>
+    <w:p/>
     <w:p>
       <w:pPr>
         <w:rPr>
@@ -435,63 +457,26 @@
           <w:sz w:val="28"/>
           <w:szCs w:val="28"/>
         </w:rPr>
+        <w:t>、Holt-Winters</w:t>
+      </w:r>
+      <w:r>
+        <w:rPr>
+          <w:rFonts w:hint="eastAsia"/>
+          <w:b/>
+          <w:bCs/>
+          <w:sz w:val="28"/>
+          <w:szCs w:val="28"/>
+        </w:rPr>
         <w:t>、</w:t>
       </w:r>
       <w:r>
         <w:rPr>
-          <w:rFonts w:hint="eastAsia"/>
-          <w:b/>
-          <w:bCs/>
-          <w:sz w:val="28"/>
-          <w:szCs w:val="28"/>
-        </w:rPr>
-        <w:t>Holt-Winters</w:t>
-      </w:r>
-      <w:r>
-        <w:rPr>
-          <w:rFonts w:hint="eastAsia"/>
-          <w:b/>
-          <w:bCs/>
-          <w:sz w:val="28"/>
-          <w:szCs w:val="28"/>
-        </w:rPr>
-        <w:t>、</w:t>
-      </w:r>
-      <w:r>
-        <w:rPr>
-          <w:b/>
-          <w:bCs/>
-          <w:sz w:val="28"/>
-          <w:szCs w:val="28"/>
-        </w:rPr>
-        <w:t>SARIMA</w:t>
-      </w:r>
-      <w:r>
-        <w:rPr>
-          <w:b/>
-          <w:bCs/>
-          <w:sz w:val="28"/>
-          <w:szCs w:val="28"/>
-        </w:rPr>
-        <w:t>和</w:t>
-      </w:r>
-      <w:r>
-        <w:rPr>
-          <w:b/>
-          <w:bCs/>
-          <w:sz w:val="28"/>
-          <w:szCs w:val="28"/>
-        </w:rPr>
-        <w:t>SARIMA</w:t>
-      </w:r>
-      <w:r>
-        <w:rPr>
-          <w:b/>
-          <w:bCs/>
-          <w:sz w:val="28"/>
-          <w:szCs w:val="28"/>
-        </w:rPr>
-        <w:t>网格优化</w:t>
+          <w:b/>
+          <w:bCs/>
+          <w:sz w:val="28"/>
+          <w:szCs w:val="28"/>
+        </w:rPr>
+        <w:t>SARIMA和SARIMA网格优化</w:t>
       </w:r>
       <w:r>
         <w:rPr>
@@ -509,13 +494,7 @@
         <w:rPr>
           <w:rFonts w:hint="eastAsia"/>
         </w:rPr>
-        <w:t xml:space="preserve">5.1 </w:t>
-      </w:r>
-      <w:r>
-        <w:rPr>
-          <w:rFonts w:hint="eastAsia"/>
-        </w:rPr>
-        <w:t>Holt-Winters</w:t>
+        <w:t>5.1 Holt-Winters</w:t>
       </w:r>
     </w:p>
     <w:p>
@@ -537,7 +516,49 @@
           <w:sz w:val="20"/>
           <w:szCs w:val="20"/>
         </w:rPr>
-        <w:t xml:space="preserve">model = ExponentialSmoothing(train_data_key, </w:t>
+        <w:t xml:space="preserve">model = </w:t>
+      </w:r>
+      <w:proofErr w:type="spellStart"/>
+      <w:proofErr w:type="gramStart"/>
+      <w:r>
+        <w:rPr>
+          <w:rFonts w:ascii="Courier New" w:hAnsi="Courier New" w:cs="Courier New"/>
+          <w:color w:val="BCBEC4"/>
+          <w:sz w:val="20"/>
+          <w:szCs w:val="20"/>
+        </w:rPr>
+        <w:t>ExponentialSmoothing</w:t>
+      </w:r>
+      <w:proofErr w:type="spellEnd"/>
+      <w:r>
+        <w:rPr>
+          <w:rFonts w:ascii="Courier New" w:hAnsi="Courier New" w:cs="Courier New"/>
+          <w:color w:val="BCBEC4"/>
+          <w:sz w:val="20"/>
+          <w:szCs w:val="20"/>
+        </w:rPr>
+        <w:t>(</w:t>
+      </w:r>
+      <w:proofErr w:type="spellStart"/>
+      <w:proofErr w:type="gramEnd"/>
+      <w:r>
+        <w:rPr>
+          <w:rFonts w:ascii="Courier New" w:hAnsi="Courier New" w:cs="Courier New"/>
+          <w:color w:val="BCBEC4"/>
+          <w:sz w:val="20"/>
+          <w:szCs w:val="20"/>
+        </w:rPr>
+        <w:t>train_data_key</w:t>
+      </w:r>
+      <w:proofErr w:type="spellEnd"/>
+      <w:r>
+        <w:rPr>
+          <w:rFonts w:ascii="Courier New" w:hAnsi="Courier New" w:cs="Courier New"/>
+          <w:color w:val="BCBEC4"/>
+          <w:sz w:val="20"/>
+          <w:szCs w:val="20"/>
+        </w:rPr>
+        <w:t xml:space="preserve">, </w:t>
       </w:r>
       <w:r>
         <w:rPr>
@@ -611,6 +632,7 @@
         </w:rPr>
         <w:t xml:space="preserve">, </w:t>
       </w:r>
+      <w:proofErr w:type="spellStart"/>
       <w:r>
         <w:rPr>
           <w:rFonts w:ascii="Courier New" w:hAnsi="Courier New" w:cs="Courier New"/>
@@ -620,6 +642,7 @@
         </w:rPr>
         <w:t>seasonal_periods</w:t>
       </w:r>
+      <w:proofErr w:type="spellEnd"/>
       <w:r>
         <w:rPr>
           <w:rFonts w:ascii="Courier New" w:hAnsi="Courier New" w:cs="Courier New"/>
@@ -657,10 +680,7 @@
         <w:t xml:space="preserve">5.2 </w:t>
       </w:r>
       <w:r>
-        <w:t>SARIMA</w:t>
-      </w:r>
-      <w:r>
-        <w:t>（</w:t>
+        <w:t>SARIMA（</w:t>
       </w:r>
       <w:r>
         <w:rPr>
@@ -673,11 +693,6 @@
       </w:r>
     </w:p>
     <w:p>
-      <w:pPr>
-        <w:rPr>
-          <w:rFonts w:hint="eastAsia"/>
-        </w:rPr>
-      </w:pPr>
       <w:r>
         <w:t>5.3</w:t>
       </w:r>
@@ -720,43 +735,36 @@
         </w:rPr>
         <w:t>、</w:t>
       </w:r>
-      <w:r>
-        <w:rPr>
-          <w:rFonts w:hint="eastAsia"/>
-          <w:b/>
-          <w:bCs/>
-          <w:sz w:val="28"/>
-          <w:szCs w:val="28"/>
-        </w:rPr>
-        <w:t>Holt-Winters</w:t>
-      </w:r>
-      <w:r>
-        <w:rPr>
-          <w:rFonts w:hint="eastAsia"/>
-          <w:b/>
-          <w:bCs/>
-          <w:sz w:val="28"/>
-          <w:szCs w:val="28"/>
-        </w:rPr>
-        <w:t>+LSTM以及</w:t>
-      </w:r>
-      <w:r>
-        <w:rPr>
-          <w:b/>
-          <w:bCs/>
-          <w:sz w:val="28"/>
-          <w:szCs w:val="28"/>
-        </w:rPr>
-        <w:t>SARIMA</w:t>
-      </w:r>
-      <w:r>
-        <w:rPr>
-          <w:b/>
-          <w:bCs/>
-          <w:sz w:val="28"/>
-          <w:szCs w:val="28"/>
-        </w:rPr>
-        <w:t>+LSTM</w:t>
+      <w:proofErr w:type="spellStart"/>
+      <w:r>
+        <w:rPr>
+          <w:rFonts w:hint="eastAsia"/>
+          <w:b/>
+          <w:bCs/>
+          <w:sz w:val="28"/>
+          <w:szCs w:val="28"/>
+        </w:rPr>
+        <w:t>Holt-Winters+LSTM</w:t>
+      </w:r>
+      <w:proofErr w:type="spellEnd"/>
+      <w:r>
+        <w:rPr>
+          <w:rFonts w:hint="eastAsia"/>
+          <w:b/>
+          <w:bCs/>
+          <w:sz w:val="28"/>
+          <w:szCs w:val="28"/>
+        </w:rPr>
+        <w:t>以及</w:t>
+      </w:r>
+      <w:r>
+        <w:rPr>
+          <w:b/>
+          <w:bCs/>
+          <w:sz w:val="28"/>
+          <w:szCs w:val="28"/>
+        </w:rPr>
+        <w:t>SARIMA+LSTM</w:t>
       </w:r>
       <w:r>
         <w:rPr>
@@ -841,7 +849,27 @@
           <w:sz w:val="28"/>
           <w:szCs w:val="28"/>
         </w:rPr>
-        <w:t>、</w:t>
+        <w:t>、SARIMA+LSTM</w:t>
+      </w:r>
+      <w:r>
+        <w:rPr>
+          <w:rFonts w:hint="eastAsia"/>
+          <w:b/>
+          <w:bCs/>
+          <w:sz w:val="28"/>
+          <w:szCs w:val="28"/>
+        </w:rPr>
+        <w:t>（协变量）</w:t>
+      </w:r>
+      <w:r>
+        <w:rPr>
+          <w:rFonts w:hint="eastAsia"/>
+          <w:b/>
+          <w:bCs/>
+          <w:sz w:val="28"/>
+          <w:szCs w:val="28"/>
+        </w:rPr>
+        <w:t>以及</w:t>
       </w:r>
       <w:r>
         <w:rPr>
@@ -860,78 +888,39 @@
           <w:sz w:val="28"/>
           <w:szCs w:val="28"/>
         </w:rPr>
+        <w:t>（协变量）优化</w:t>
+      </w:r>
+    </w:p>
+    <w:p>
+      <w:r>
+        <w:t>7.</w:t>
+      </w:r>
+      <w:r>
+        <w:rPr>
+          <w:rFonts w:hint="eastAsia"/>
+        </w:rPr>
+        <w:t>1协变量分析</w:t>
+      </w:r>
+    </w:p>
+    <w:p>
+      <w:r>
+        <w:t>7.2</w:t>
+      </w:r>
+      <w:r>
+        <w:rPr>
+          <w:rFonts w:hint="eastAsia"/>
+        </w:rPr>
+        <w:t xml:space="preserve"> </w:t>
+      </w:r>
+      <w:r>
+        <w:t>SARIMA+LSTM</w:t>
+      </w:r>
+      <w:r>
+        <w:rPr>
+          <w:rFonts w:hint="eastAsia"/>
+        </w:rPr>
         <w:t>（协变量）</w:t>
       </w:r>
-      <w:r>
-        <w:rPr>
-          <w:rFonts w:hint="eastAsia"/>
-          <w:b/>
-          <w:bCs/>
-          <w:sz w:val="28"/>
-          <w:szCs w:val="28"/>
-        </w:rPr>
-        <w:t>以及</w:t>
-      </w:r>
-      <w:r>
-        <w:rPr>
-          <w:b/>
-          <w:bCs/>
-          <w:sz w:val="28"/>
-          <w:szCs w:val="28"/>
-        </w:rPr>
-        <w:t>SARIMA+LSTM</w:t>
-      </w:r>
-      <w:r>
-        <w:rPr>
-          <w:rFonts w:hint="eastAsia"/>
-          <w:b/>
-          <w:bCs/>
-          <w:sz w:val="28"/>
-          <w:szCs w:val="28"/>
-        </w:rPr>
-        <w:t>（协变量）</w:t>
-      </w:r>
-      <w:r>
-        <w:rPr>
-          <w:rFonts w:hint="eastAsia"/>
-          <w:b/>
-          <w:bCs/>
-          <w:sz w:val="28"/>
-          <w:szCs w:val="28"/>
-        </w:rPr>
-        <w:t>优化</w:t>
-      </w:r>
-    </w:p>
-    <w:p>
-      <w:r>
-        <w:t>7.</w:t>
-      </w:r>
-      <w:r>
-        <w:rPr>
-          <w:rFonts w:hint="eastAsia"/>
-        </w:rPr>
-        <w:t>1协变量分析</w:t>
-      </w:r>
-    </w:p>
-    <w:p>
-      <w:r>
-        <w:t>7.2</w:t>
-      </w:r>
-      <w:r>
-        <w:rPr>
-          <w:rFonts w:hint="eastAsia"/>
-        </w:rPr>
-        <w:t xml:space="preserve"> </w:t>
-      </w:r>
-      <w:r>
-        <w:t>SARIMA+LSTM</w:t>
-      </w:r>
-      <w:r>
-        <w:rPr>
-          <w:rFonts w:hint="eastAsia"/>
-        </w:rPr>
-        <w:t>（协变量）</w:t>
-      </w:r>
     </w:p>
     <w:p>
       <w:r>
@@ -983,22 +972,16 @@
       <w:pPr>
         <w:rPr>
           <w:rStyle w:val="a4"/>
-          <w:rFonts w:ascii="Arial" w:hAnsi="Arial" w:cs="Arial" w:hint="eastAsia"/>
+          <w:rFonts w:ascii="Arial" w:hAnsi="Arial" w:cs="Arial"/>
           <w:shd w:val="clear" w:color="auto" w:fill="FFFFFF"/>
         </w:rPr>
       </w:pPr>
     </w:p>
-    <w:p>
-      <w:pPr>
-        <w:rPr>
-          <w:rFonts w:hint="eastAsia"/>
-        </w:rPr>
-      </w:pPr>
-    </w:p>
-    <w:p>
-      <w:pPr>
-        <w:rPr>
-          <w:rFonts w:ascii="Arial" w:hAnsi="Arial" w:cs="Arial" w:hint="eastAsia"/>
+    <w:p/>
+    <w:p>
+      <w:pPr>
+        <w:rPr>
+          <w:rFonts w:ascii="Arial" w:hAnsi="Arial" w:cs="Arial"/>
           <w:shd w:val="clear" w:color="auto" w:fill="FFFFFF"/>
         </w:rPr>
       </w:pPr>
